--- a/docs/walkthrough/EST_워게임_문제_워크스루_난이도조정본.docx
+++ b/docs/walkthrough/EST_워게임_문제_워크스루_난이도조정본.docx
@@ -10,7 +10,7 @@
         <w:rPr>
           <w:rFonts w:ascii="Malgun Gothic" w:hAnsi="Malgun Gothic" w:eastAsia="Malgun Gothic"/>
           <w:b/>
-          <w:sz w:val="44"/>
+          <w:sz w:val="48"/>
         </w:rPr>
         <w:t>EST 워게임 문제 워크스루</w:t>
       </w:r>
@@ -20,12 +20,12 @@
         <w:jc w:val="center"/>
       </w:pPr>
       <w:r>
-        <w:t>난이도 재조정 반영본 · 2026-07-13</w:t>
+        <w:t>난이도 재조정 반영본 · 문제별 페이지 분리</w:t>
       </w:r>
     </w:p>
     <w:p>
       <w:r>
-        <w:t>문제별 풀이 흐름, 핵심 페이로드, 난이도 조정 사유를 한 번에 확인할 수 있도록 정리했습니다.</w:t>
+        <w:t>기준일: 2026-07-13</w:t>
       </w:r>
     </w:p>
     <w:p>
@@ -44,28 +44,31 @@
         <w:tblLook w:firstColumn="1" w:firstRow="1" w:lastColumn="0" w:lastRow="0" w:noHBand="0" w:noVBand="1" w:val="04A0"/>
       </w:tblPr>
       <w:tblGrid>
-        <w:gridCol w:w="1694"/>
-        <w:gridCol w:w="1694"/>
-        <w:gridCol w:w="1694"/>
-        <w:gridCol w:w="1694"/>
-        <w:gridCol w:w="1694"/>
-        <w:gridCol w:w="1694"/>
+        <w:gridCol w:w="1632"/>
+        <w:gridCol w:w="1632"/>
+        <w:gridCol w:w="1632"/>
+        <w:gridCol w:w="1632"/>
+        <w:gridCol w:w="1632"/>
+        <w:gridCol w:w="1632"/>
       </w:tblGrid>
       <w:tr>
         <w:tc>
           <w:tcPr>
-            <w:tcW w:type="dxa" w:w="1694"/>
+            <w:tcW w:type="dxa" w:w="1632"/>
             <w:vAlign w:val="center"/>
             <w:shd w:fill="2F3A24"/>
           </w:tcPr>
           <w:p>
+            <w:pPr>
+              <w:spacing w:after="0" w:line="276" w:lineRule="auto"/>
+            </w:pPr>
             <w:r/>
             <w:r>
               <w:rPr>
                 <w:rFonts w:ascii="Malgun Gothic" w:hAnsi="Malgun Gothic" w:eastAsia="Malgun Gothic"/>
                 <w:b/>
                 <w:color w:val="FFFFFF"/>
-                <w:sz w:val="17"/>
+                <w:sz w:val="18"/>
               </w:rPr>
               <w:t>번호</w:t>
             </w:r>
@@ -73,18 +76,21 @@
         </w:tc>
         <w:tc>
           <w:tcPr>
-            <w:tcW w:type="dxa" w:w="1694"/>
+            <w:tcW w:type="dxa" w:w="1632"/>
             <w:vAlign w:val="center"/>
             <w:shd w:fill="2F3A24"/>
           </w:tcPr>
           <w:p>
+            <w:pPr>
+              <w:spacing w:after="0" w:line="276" w:lineRule="auto"/>
+            </w:pPr>
             <w:r/>
             <w:r>
               <w:rPr>
                 <w:rFonts w:ascii="Malgun Gothic" w:hAnsi="Malgun Gothic" w:eastAsia="Malgun Gothic"/>
                 <w:b/>
                 <w:color w:val="FFFFFF"/>
-                <w:sz w:val="17"/>
+                <w:sz w:val="18"/>
               </w:rPr>
               <w:t>문제</w:t>
             </w:r>
@@ -92,18 +98,21 @@
         </w:tc>
         <w:tc>
           <w:tcPr>
-            <w:tcW w:type="dxa" w:w="1694"/>
+            <w:tcW w:type="dxa" w:w="1632"/>
             <w:vAlign w:val="center"/>
             <w:shd w:fill="2F3A24"/>
           </w:tcPr>
           <w:p>
+            <w:pPr>
+              <w:spacing w:after="0" w:line="276" w:lineRule="auto"/>
+            </w:pPr>
             <w:r/>
             <w:r>
               <w:rPr>
                 <w:rFonts w:ascii="Malgun Gothic" w:hAnsi="Malgun Gothic" w:eastAsia="Malgun Gothic"/>
                 <w:b/>
                 <w:color w:val="FFFFFF"/>
-                <w:sz w:val="17"/>
+                <w:sz w:val="18"/>
               </w:rPr>
               <w:t>분류</w:t>
             </w:r>
@@ -111,18 +120,21 @@
         </w:tc>
         <w:tc>
           <w:tcPr>
-            <w:tcW w:type="dxa" w:w="1694"/>
+            <w:tcW w:type="dxa" w:w="1632"/>
             <w:vAlign w:val="center"/>
             <w:shd w:fill="2F3A24"/>
           </w:tcPr>
           <w:p>
+            <w:pPr>
+              <w:spacing w:after="0" w:line="276" w:lineRule="auto"/>
+            </w:pPr>
             <w:r/>
             <w:r>
               <w:rPr>
                 <w:rFonts w:ascii="Malgun Gothic" w:hAnsi="Malgun Gothic" w:eastAsia="Malgun Gothic"/>
                 <w:b/>
                 <w:color w:val="FFFFFF"/>
-                <w:sz w:val="17"/>
+                <w:sz w:val="18"/>
               </w:rPr>
               <w:t>난이도</w:t>
             </w:r>
@@ -130,18 +142,21 @@
         </w:tc>
         <w:tc>
           <w:tcPr>
-            <w:tcW w:type="dxa" w:w="1694"/>
+            <w:tcW w:type="dxa" w:w="1632"/>
             <w:vAlign w:val="center"/>
             <w:shd w:fill="2F3A24"/>
           </w:tcPr>
           <w:p>
+            <w:pPr>
+              <w:spacing w:after="0" w:line="276" w:lineRule="auto"/>
+            </w:pPr>
             <w:r/>
             <w:r>
               <w:rPr>
                 <w:rFonts w:ascii="Malgun Gothic" w:hAnsi="Malgun Gothic" w:eastAsia="Malgun Gothic"/>
                 <w:b/>
                 <w:color w:val="FFFFFF"/>
-                <w:sz w:val="17"/>
+                <w:sz w:val="18"/>
               </w:rPr>
               <w:t>전과</w:t>
             </w:r>
@@ -149,18 +164,21 @@
         </w:tc>
         <w:tc>
           <w:tcPr>
-            <w:tcW w:type="dxa" w:w="1694"/>
+            <w:tcW w:type="dxa" w:w="1632"/>
             <w:vAlign w:val="center"/>
             <w:shd w:fill="2F3A24"/>
           </w:tcPr>
           <w:p>
+            <w:pPr>
+              <w:spacing w:after="0" w:line="276" w:lineRule="auto"/>
+            </w:pPr>
             <w:r/>
             <w:r>
               <w:rPr>
                 <w:rFonts w:ascii="Malgun Gothic" w:hAnsi="Malgun Gothic" w:eastAsia="Malgun Gothic"/>
                 <w:b/>
                 <w:color w:val="FFFFFF"/>
-                <w:sz w:val="17"/>
+                <w:sz w:val="18"/>
               </w:rPr>
               <w:t>조정 판단</w:t>
             </w:r>
@@ -170,16 +188,19 @@
       <w:tr>
         <w:tc>
           <w:tcPr>
-            <w:tcW w:type="dxa" w:w="1694"/>
+            <w:tcW w:type="dxa" w:w="1632"/>
             <w:vAlign w:val="center"/>
           </w:tcPr>
           <w:p>
+            <w:pPr>
+              <w:spacing w:after="0" w:line="276" w:lineRule="auto"/>
+            </w:pPr>
             <w:r/>
             <w:r>
               <w:rPr>
                 <w:rFonts w:ascii="Malgun Gothic" w:hAnsi="Malgun Gothic" w:eastAsia="Malgun Gothic"/>
                 <w:b w:val="0"/>
-                <w:sz w:val="17"/>
+                <w:sz w:val="18"/>
               </w:rPr>
               <w:t>1</w:t>
             </w:r>
@@ -187,16 +208,19 @@
         </w:tc>
         <w:tc>
           <w:tcPr>
-            <w:tcW w:type="dxa" w:w="1694"/>
+            <w:tcW w:type="dxa" w:w="1632"/>
             <w:vAlign w:val="center"/>
           </w:tcPr>
           <w:p>
+            <w:pPr>
+              <w:spacing w:after="0" w:line="276" w:lineRule="auto"/>
+            </w:pPr>
             <w:r/>
             <w:r>
               <w:rPr>
                 <w:rFonts w:ascii="Malgun Gothic" w:hAnsi="Malgun Gothic" w:eastAsia="Malgun Gothic"/>
                 <w:b w:val="0"/>
-                <w:sz w:val="17"/>
+                <w:sz w:val="18"/>
               </w:rPr>
               <w:t>세션 그림자</w:t>
             </w:r>
@@ -204,16 +228,19 @@
         </w:tc>
         <w:tc>
           <w:tcPr>
-            <w:tcW w:type="dxa" w:w="1694"/>
+            <w:tcW w:type="dxa" w:w="1632"/>
             <w:vAlign w:val="center"/>
           </w:tcPr>
           <w:p>
+            <w:pPr>
+              <w:spacing w:after="0" w:line="276" w:lineRule="auto"/>
+            </w:pPr>
             <w:r/>
             <w:r>
               <w:rPr>
                 <w:rFonts w:ascii="Malgun Gothic" w:hAnsi="Malgun Gothic" w:eastAsia="Malgun Gothic"/>
                 <w:b w:val="0"/>
-                <w:sz w:val="17"/>
+                <w:sz w:val="18"/>
               </w:rPr>
               <w:t>쿠키 변조</w:t>
             </w:r>
@@ -221,16 +248,19 @@
         </w:tc>
         <w:tc>
           <w:tcPr>
-            <w:tcW w:type="dxa" w:w="1694"/>
+            <w:tcW w:type="dxa" w:w="1632"/>
             <w:vAlign w:val="center"/>
           </w:tcPr>
           <w:p>
+            <w:pPr>
+              <w:spacing w:after="0" w:line="276" w:lineRule="auto"/>
+            </w:pPr>
             <w:r/>
             <w:r>
               <w:rPr>
                 <w:rFonts w:ascii="Malgun Gothic" w:hAnsi="Malgun Gothic" w:eastAsia="Malgun Gothic"/>
                 <w:b w:val="0"/>
-                <w:sz w:val="17"/>
+                <w:sz w:val="18"/>
               </w:rPr>
               <w:t>초급</w:t>
             </w:r>
@@ -238,16 +268,19 @@
         </w:tc>
         <w:tc>
           <w:tcPr>
-            <w:tcW w:type="dxa" w:w="1694"/>
+            <w:tcW w:type="dxa" w:w="1632"/>
             <w:vAlign w:val="center"/>
           </w:tcPr>
           <w:p>
+            <w:pPr>
+              <w:spacing w:after="0" w:line="276" w:lineRule="auto"/>
+            </w:pPr>
             <w:r/>
             <w:r>
               <w:rPr>
                 <w:rFonts w:ascii="Malgun Gothic" w:hAnsi="Malgun Gothic" w:eastAsia="Malgun Gothic"/>
                 <w:b w:val="0"/>
-                <w:sz w:val="17"/>
+                <w:sz w:val="18"/>
               </w:rPr>
               <w:t>150</w:t>
             </w:r>
@@ -255,18 +288,21 @@
         </w:tc>
         <w:tc>
           <w:tcPr>
-            <w:tcW w:type="dxa" w:w="1694"/>
+            <w:tcW w:type="dxa" w:w="1632"/>
             <w:vAlign w:val="center"/>
           </w:tcPr>
           <w:p>
+            <w:pPr>
+              <w:spacing w:after="0" w:line="276" w:lineRule="auto"/>
+            </w:pPr>
             <w:r/>
             <w:r>
               <w:rPr>
                 <w:rFonts w:ascii="Malgun Gothic" w:hAnsi="Malgun Gothic" w:eastAsia="Malgun Gothic"/>
                 <w:b w:val="0"/>
-                <w:sz w:val="17"/>
+                <w:sz w:val="18"/>
               </w:rPr>
-              <w:t>쿠키 값만 바꾸면 바로 확인되는 입문형 문제라 기존 유지.</w:t>
+              <w:t>쿠키 값 변경만으로 확인 가능한 입문형 문제라 유지.</w:t>
             </w:r>
           </w:p>
         </w:tc>
@@ -274,16 +310,19 @@
       <w:tr>
         <w:tc>
           <w:tcPr>
-            <w:tcW w:type="dxa" w:w="1694"/>
+            <w:tcW w:type="dxa" w:w="1632"/>
             <w:vAlign w:val="center"/>
           </w:tcPr>
           <w:p>
+            <w:pPr>
+              <w:spacing w:after="0" w:line="276" w:lineRule="auto"/>
+            </w:pPr>
             <w:r/>
             <w:r>
               <w:rPr>
                 <w:rFonts w:ascii="Malgun Gothic" w:hAnsi="Malgun Gothic" w:eastAsia="Malgun Gothic"/>
                 <w:b w:val="0"/>
-                <w:sz w:val="17"/>
+                <w:sz w:val="18"/>
               </w:rPr>
               <w:t>2</w:t>
             </w:r>
@@ -291,16 +330,19 @@
         </w:tc>
         <w:tc>
           <w:tcPr>
-            <w:tcW w:type="dxa" w:w="1694"/>
+            <w:tcW w:type="dxa" w:w="1632"/>
             <w:vAlign w:val="center"/>
           </w:tcPr>
           <w:p>
+            <w:pPr>
+              <w:spacing w:after="0" w:line="276" w:lineRule="auto"/>
+            </w:pPr>
             <w:r/>
             <w:r>
               <w:rPr>
                 <w:rFonts w:ascii="Malgun Gothic" w:hAnsi="Malgun Gothic" w:eastAsia="Malgun Gothic"/>
                 <w:b w:val="0"/>
-                <w:sz w:val="17"/>
+                <w:sz w:val="18"/>
               </w:rPr>
               <w:t>반사 게시판 검색</w:t>
             </w:r>
@@ -308,16 +350,19 @@
         </w:tc>
         <w:tc>
           <w:tcPr>
-            <w:tcW w:type="dxa" w:w="1694"/>
+            <w:tcW w:type="dxa" w:w="1632"/>
             <w:vAlign w:val="center"/>
           </w:tcPr>
           <w:p>
+            <w:pPr>
+              <w:spacing w:after="0" w:line="276" w:lineRule="auto"/>
+            </w:pPr>
             <w:r/>
             <w:r>
               <w:rPr>
                 <w:rFonts w:ascii="Malgun Gothic" w:hAnsi="Malgun Gothic" w:eastAsia="Malgun Gothic"/>
                 <w:b w:val="0"/>
-                <w:sz w:val="17"/>
+                <w:sz w:val="18"/>
               </w:rPr>
               <w:t>DOM XSS</w:t>
             </w:r>
@@ -325,16 +370,19 @@
         </w:tc>
         <w:tc>
           <w:tcPr>
-            <w:tcW w:type="dxa" w:w="1694"/>
+            <w:tcW w:type="dxa" w:w="1632"/>
             <w:vAlign w:val="center"/>
           </w:tcPr>
           <w:p>
+            <w:pPr>
+              <w:spacing w:after="0" w:line="276" w:lineRule="auto"/>
+            </w:pPr>
             <w:r/>
             <w:r>
               <w:rPr>
                 <w:rFonts w:ascii="Malgun Gothic" w:hAnsi="Malgun Gothic" w:eastAsia="Malgun Gothic"/>
                 <w:b w:val="0"/>
-                <w:sz w:val="17"/>
+                <w:sz w:val="18"/>
               </w:rPr>
               <w:t>초급</w:t>
             </w:r>
@@ -342,16 +390,19 @@
         </w:tc>
         <w:tc>
           <w:tcPr>
-            <w:tcW w:type="dxa" w:w="1694"/>
+            <w:tcW w:type="dxa" w:w="1632"/>
             <w:vAlign w:val="center"/>
           </w:tcPr>
           <w:p>
+            <w:pPr>
+              <w:spacing w:after="0" w:line="276" w:lineRule="auto"/>
+            </w:pPr>
             <w:r/>
             <w:r>
               <w:rPr>
                 <w:rFonts w:ascii="Malgun Gothic" w:hAnsi="Malgun Gothic" w:eastAsia="Malgun Gothic"/>
                 <w:b w:val="0"/>
-                <w:sz w:val="17"/>
+                <w:sz w:val="18"/>
               </w:rPr>
               <w:t>180</w:t>
             </w:r>
@@ -359,18 +410,21 @@
         </w:tc>
         <w:tc>
           <w:tcPr>
-            <w:tcW w:type="dxa" w:w="1694"/>
+            <w:tcW w:type="dxa" w:w="1632"/>
             <w:vAlign w:val="center"/>
           </w:tcPr>
           <w:p>
+            <w:pPr>
+              <w:spacing w:after="0" w:line="276" w:lineRule="auto"/>
+            </w:pPr>
             <w:r/>
             <w:r>
               <w:rPr>
                 <w:rFonts w:ascii="Malgun Gothic" w:hAnsi="Malgun Gothic" w:eastAsia="Malgun Gothic"/>
                 <w:b w:val="0"/>
-                <w:sz w:val="17"/>
+                <w:sz w:val="18"/>
               </w:rPr>
-              <w:t>innerHTML과 onerror 단서가 명확해 초급으로 낮춤.</w:t>
+              <w:t>innerHTML과 이벤트 핸들러 단서가 명확해서 초급으로 하향.</w:t>
             </w:r>
           </w:p>
         </w:tc>
@@ -378,16 +432,19 @@
       <w:tr>
         <w:tc>
           <w:tcPr>
-            <w:tcW w:type="dxa" w:w="1694"/>
+            <w:tcW w:type="dxa" w:w="1632"/>
             <w:vAlign w:val="center"/>
           </w:tcPr>
           <w:p>
+            <w:pPr>
+              <w:spacing w:after="0" w:line="276" w:lineRule="auto"/>
+            </w:pPr>
             <w:r/>
             <w:r>
               <w:rPr>
                 <w:rFonts w:ascii="Malgun Gothic" w:hAnsi="Malgun Gothic" w:eastAsia="Malgun Gothic"/>
                 <w:b w:val="0"/>
-                <w:sz w:val="17"/>
+                <w:sz w:val="18"/>
               </w:rPr>
               <w:t>3</w:t>
             </w:r>
@@ -395,16 +452,19 @@
         </w:tc>
         <w:tc>
           <w:tcPr>
-            <w:tcW w:type="dxa" w:w="1694"/>
+            <w:tcW w:type="dxa" w:w="1632"/>
             <w:vAlign w:val="center"/>
           </w:tcPr>
           <w:p>
+            <w:pPr>
+              <w:spacing w:after="0" w:line="276" w:lineRule="auto"/>
+            </w:pPr>
             <w:r/>
             <w:r>
               <w:rPr>
                 <w:rFonts w:ascii="Malgun Gothic" w:hAnsi="Malgun Gothic" w:eastAsia="Malgun Gothic"/>
                 <w:b w:val="0"/>
-                <w:sz w:val="17"/>
+                <w:sz w:val="18"/>
               </w:rPr>
               <w:t>영상 보급창</w:t>
             </w:r>
@@ -412,16 +472,19 @@
         </w:tc>
         <w:tc>
           <w:tcPr>
-            <w:tcW w:type="dxa" w:w="1694"/>
+            <w:tcW w:type="dxa" w:w="1632"/>
             <w:vAlign w:val="center"/>
           </w:tcPr>
           <w:p>
+            <w:pPr>
+              <w:spacing w:after="0" w:line="276" w:lineRule="auto"/>
+            </w:pPr>
             <w:r/>
             <w:r>
               <w:rPr>
                 <w:rFonts w:ascii="Malgun Gothic" w:hAnsi="Malgun Gothic" w:eastAsia="Malgun Gothic"/>
                 <w:b w:val="0"/>
-                <w:sz w:val="17"/>
+                <w:sz w:val="18"/>
               </w:rPr>
               <w:t>Path Traversal</w:t>
             </w:r>
@@ -429,16 +492,19 @@
         </w:tc>
         <w:tc>
           <w:tcPr>
-            <w:tcW w:type="dxa" w:w="1694"/>
+            <w:tcW w:type="dxa" w:w="1632"/>
             <w:vAlign w:val="center"/>
           </w:tcPr>
           <w:p>
+            <w:pPr>
+              <w:spacing w:after="0" w:line="276" w:lineRule="auto"/>
+            </w:pPr>
             <w:r/>
             <w:r>
               <w:rPr>
                 <w:rFonts w:ascii="Malgun Gothic" w:hAnsi="Malgun Gothic" w:eastAsia="Malgun Gothic"/>
                 <w:b w:val="0"/>
-                <w:sz w:val="17"/>
+                <w:sz w:val="18"/>
               </w:rPr>
               <w:t>중급</w:t>
             </w:r>
@@ -446,16 +512,19 @@
         </w:tc>
         <w:tc>
           <w:tcPr>
-            <w:tcW w:type="dxa" w:w="1694"/>
+            <w:tcW w:type="dxa" w:w="1632"/>
             <w:vAlign w:val="center"/>
           </w:tcPr>
           <w:p>
+            <w:pPr>
+              <w:spacing w:after="0" w:line="276" w:lineRule="auto"/>
+            </w:pPr>
             <w:r/>
             <w:r>
               <w:rPr>
                 <w:rFonts w:ascii="Malgun Gothic" w:hAnsi="Malgun Gothic" w:eastAsia="Malgun Gothic"/>
                 <w:b w:val="0"/>
-                <w:sz w:val="17"/>
+                <w:sz w:val="18"/>
               </w:rPr>
               <w:t>260</w:t>
             </w:r>
@@ -463,18 +532,21 @@
         </w:tc>
         <w:tc>
           <w:tcPr>
-            <w:tcW w:type="dxa" w:w="1694"/>
+            <w:tcW w:type="dxa" w:w="1632"/>
             <w:vAlign w:val="center"/>
           </w:tcPr>
           <w:p>
+            <w:pPr>
+              <w:spacing w:after="0" w:line="276" w:lineRule="auto"/>
+            </w:pPr>
             <w:r/>
             <w:r>
               <w:rPr>
                 <w:rFonts w:ascii="Malgun Gothic" w:hAnsi="Malgun Gothic" w:eastAsia="Malgun Gothic"/>
                 <w:b w:val="0"/>
-                <w:sz w:val="17"/>
+                <w:sz w:val="18"/>
               </w:rPr>
-              <w:t>allowed.png/ 단서가 화면에 노출되어 상급 입문에서 중급으로 낮춤.</w:t>
+              <w:t>allowed.png/ 디렉터리 단서를 노출했으므로 중급으로 하향.</w:t>
             </w:r>
           </w:p>
         </w:tc>
@@ -482,16 +554,19 @@
       <w:tr>
         <w:tc>
           <w:tcPr>
-            <w:tcW w:type="dxa" w:w="1694"/>
+            <w:tcW w:type="dxa" w:w="1632"/>
             <w:vAlign w:val="center"/>
           </w:tcPr>
           <w:p>
+            <w:pPr>
+              <w:spacing w:after="0" w:line="276" w:lineRule="auto"/>
+            </w:pPr>
             <w:r/>
             <w:r>
               <w:rPr>
                 <w:rFonts w:ascii="Malgun Gothic" w:hAnsi="Malgun Gothic" w:eastAsia="Malgun Gothic"/>
                 <w:b w:val="0"/>
-                <w:sz w:val="17"/>
+                <w:sz w:val="18"/>
               </w:rPr>
               <w:t>4</w:t>
             </w:r>
@@ -499,16 +574,19 @@
         </w:tc>
         <w:tc>
           <w:tcPr>
-            <w:tcW w:type="dxa" w:w="1694"/>
+            <w:tcW w:type="dxa" w:w="1632"/>
             <w:vAlign w:val="center"/>
           </w:tcPr>
           <w:p>
+            <w:pPr>
+              <w:spacing w:after="0" w:line="276" w:lineRule="auto"/>
+            </w:pPr>
             <w:r/>
             <w:r>
               <w:rPr>
                 <w:rFonts w:ascii="Malgun Gothic" w:hAnsi="Malgun Gothic" w:eastAsia="Malgun Gothic"/>
                 <w:b w:val="0"/>
-                <w:sz w:val="17"/>
+                <w:sz w:val="18"/>
               </w:rPr>
               <w:t>코인 제국 보급 작전</w:t>
             </w:r>
@@ -516,16 +594,19 @@
         </w:tc>
         <w:tc>
           <w:tcPr>
-            <w:tcW w:type="dxa" w:w="1694"/>
+            <w:tcW w:type="dxa" w:w="1632"/>
             <w:vAlign w:val="center"/>
           </w:tcPr>
           <w:p>
+            <w:pPr>
+              <w:spacing w:after="0" w:line="276" w:lineRule="auto"/>
+            </w:pPr>
             <w:r/>
             <w:r>
               <w:rPr>
                 <w:rFonts w:ascii="Malgun Gothic" w:hAnsi="Malgun Gothic" w:eastAsia="Malgun Gothic"/>
                 <w:b w:val="0"/>
-                <w:sz w:val="17"/>
+                <w:sz w:val="18"/>
               </w:rPr>
               <w:t>Client Trust</w:t>
             </w:r>
@@ -533,16 +614,19 @@
         </w:tc>
         <w:tc>
           <w:tcPr>
-            <w:tcW w:type="dxa" w:w="1694"/>
+            <w:tcW w:type="dxa" w:w="1632"/>
             <w:vAlign w:val="center"/>
           </w:tcPr>
           <w:p>
+            <w:pPr>
+              <w:spacing w:after="0" w:line="276" w:lineRule="auto"/>
+            </w:pPr>
             <w:r/>
             <w:r>
               <w:rPr>
                 <w:rFonts w:ascii="Malgun Gothic" w:hAnsi="Malgun Gothic" w:eastAsia="Malgun Gothic"/>
                 <w:b w:val="0"/>
-                <w:sz w:val="17"/>
+                <w:sz w:val="18"/>
               </w:rPr>
               <w:t>중급</w:t>
             </w:r>
@@ -550,16 +634,19 @@
         </w:tc>
         <w:tc>
           <w:tcPr>
-            <w:tcW w:type="dxa" w:w="1694"/>
+            <w:tcW w:type="dxa" w:w="1632"/>
             <w:vAlign w:val="center"/>
           </w:tcPr>
           <w:p>
+            <w:pPr>
+              <w:spacing w:after="0" w:line="276" w:lineRule="auto"/>
+            </w:pPr>
             <w:r/>
             <w:r>
               <w:rPr>
                 <w:rFonts w:ascii="Malgun Gothic" w:hAnsi="Malgun Gothic" w:eastAsia="Malgun Gothic"/>
                 <w:b w:val="0"/>
-                <w:sz w:val="17"/>
+                <w:sz w:val="18"/>
               </w:rPr>
               <w:t>260</w:t>
             </w:r>
@@ -567,18 +654,21 @@
         </w:tc>
         <w:tc>
           <w:tcPr>
-            <w:tcW w:type="dxa" w:w="1694"/>
+            <w:tcW w:type="dxa" w:w="1632"/>
             <w:vAlign w:val="center"/>
           </w:tcPr>
           <w:p>
+            <w:pPr>
+              <w:spacing w:after="0" w:line="276" w:lineRule="auto"/>
+            </w:pPr>
             <w:r/>
             <w:r>
               <w:rPr>
                 <w:rFonts w:ascii="Malgun Gothic" w:hAnsi="Malgun Gothic" w:eastAsia="Malgun Gothic"/>
                 <w:b w:val="0"/>
-                <w:sz w:val="17"/>
+                <w:sz w:val="18"/>
               </w:rPr>
-              <w:t>localStorage와 요청 값 조작으로 풀려 기존 300점에서 하향.</w:t>
+              <w:t>브라우저 저장소 조작으로 풀 수 있어 300점에서 하향.</w:t>
             </w:r>
           </w:p>
         </w:tc>
@@ -586,16 +676,19 @@
       <w:tr>
         <w:tc>
           <w:tcPr>
-            <w:tcW w:type="dxa" w:w="1694"/>
+            <w:tcW w:type="dxa" w:w="1632"/>
             <w:vAlign w:val="center"/>
           </w:tcPr>
           <w:p>
+            <w:pPr>
+              <w:spacing w:after="0" w:line="276" w:lineRule="auto"/>
+            </w:pPr>
             <w:r/>
             <w:r>
               <w:rPr>
                 <w:rFonts w:ascii="Malgun Gothic" w:hAnsi="Malgun Gothic" w:eastAsia="Malgun Gothic"/>
                 <w:b w:val="0"/>
-                <w:sz w:val="17"/>
+                <w:sz w:val="18"/>
               </w:rPr>
               <w:t>5</w:t>
             </w:r>
@@ -603,16 +696,19 @@
         </w:tc>
         <w:tc>
           <w:tcPr>
-            <w:tcW w:type="dxa" w:w="1694"/>
+            <w:tcW w:type="dxa" w:w="1632"/>
             <w:vAlign w:val="center"/>
           </w:tcPr>
           <w:p>
+            <w:pPr>
+              <w:spacing w:after="0" w:line="276" w:lineRule="auto"/>
+            </w:pPr>
             <w:r/>
             <w:r>
               <w:rPr>
                 <w:rFonts w:ascii="Malgun Gothic" w:hAnsi="Malgun Gothic" w:eastAsia="Malgun Gothic"/>
                 <w:b w:val="0"/>
-                <w:sz w:val="17"/>
+                <w:sz w:val="18"/>
               </w:rPr>
               <w:t>작전 보고서 열람소</w:t>
             </w:r>
@@ -620,16 +716,19 @@
         </w:tc>
         <w:tc>
           <w:tcPr>
-            <w:tcW w:type="dxa" w:w="1694"/>
+            <w:tcW w:type="dxa" w:w="1632"/>
             <w:vAlign w:val="center"/>
           </w:tcPr>
           <w:p>
+            <w:pPr>
+              <w:spacing w:after="0" w:line="276" w:lineRule="auto"/>
+            </w:pPr>
             <w:r/>
             <w:r>
               <w:rPr>
                 <w:rFonts w:ascii="Malgun Gothic" w:hAnsi="Malgun Gothic" w:eastAsia="Malgun Gothic"/>
                 <w:b w:val="0"/>
-                <w:sz w:val="17"/>
+                <w:sz w:val="18"/>
               </w:rPr>
               <w:t>IDOR</w:t>
             </w:r>
@@ -637,16 +736,19 @@
         </w:tc>
         <w:tc>
           <w:tcPr>
-            <w:tcW w:type="dxa" w:w="1694"/>
+            <w:tcW w:type="dxa" w:w="1632"/>
             <w:vAlign w:val="center"/>
           </w:tcPr>
           <w:p>
+            <w:pPr>
+              <w:spacing w:after="0" w:line="276" w:lineRule="auto"/>
+            </w:pPr>
             <w:r/>
             <w:r>
               <w:rPr>
                 <w:rFonts w:ascii="Malgun Gothic" w:hAnsi="Malgun Gothic" w:eastAsia="Malgun Gothic"/>
                 <w:b w:val="0"/>
-                <w:sz w:val="17"/>
+                <w:sz w:val="18"/>
               </w:rPr>
               <w:t>중급</w:t>
             </w:r>
@@ -654,16 +756,19 @@
         </w:tc>
         <w:tc>
           <w:tcPr>
-            <w:tcW w:type="dxa" w:w="1694"/>
+            <w:tcW w:type="dxa" w:w="1632"/>
             <w:vAlign w:val="center"/>
           </w:tcPr>
           <w:p>
+            <w:pPr>
+              <w:spacing w:after="0" w:line="276" w:lineRule="auto"/>
+            </w:pPr>
             <w:r/>
             <w:r>
               <w:rPr>
                 <w:rFonts w:ascii="Malgun Gothic" w:hAnsi="Malgun Gothic" w:eastAsia="Malgun Gothic"/>
                 <w:b w:val="0"/>
-                <w:sz w:val="17"/>
+                <w:sz w:val="18"/>
               </w:rPr>
               <w:t>280</w:t>
             </w:r>
@@ -671,18 +776,21 @@
         </w:tc>
         <w:tc>
           <w:tcPr>
-            <w:tcW w:type="dxa" w:w="1694"/>
+            <w:tcW w:type="dxa" w:w="1632"/>
             <w:vAlign w:val="center"/>
           </w:tcPr>
           <w:p>
+            <w:pPr>
+              <w:spacing w:after="0" w:line="276" w:lineRule="auto"/>
+            </w:pPr>
             <w:r/>
             <w:r>
               <w:rPr>
                 <w:rFonts w:ascii="Malgun Gothic" w:hAnsi="Malgun Gothic" w:eastAsia="Malgun Gothic"/>
                 <w:b w:val="0"/>
-                <w:sz w:val="17"/>
+                <w:sz w:val="18"/>
               </w:rPr>
-              <w:t>목록 클릭형으로 바꿨지만 URL 파라미터 추측 문제라 소폭 하향.</w:t>
+              <w:t>URL 파라미터 관찰과 번호 추측 문제라 중급으로 조정.</w:t>
             </w:r>
           </w:p>
         </w:tc>
@@ -690,16 +798,19 @@
       <w:tr>
         <w:tc>
           <w:tcPr>
-            <w:tcW w:type="dxa" w:w="1694"/>
+            <w:tcW w:type="dxa" w:w="1632"/>
             <w:vAlign w:val="center"/>
           </w:tcPr>
           <w:p>
+            <w:pPr>
+              <w:spacing w:after="0" w:line="276" w:lineRule="auto"/>
+            </w:pPr>
             <w:r/>
             <w:r>
               <w:rPr>
                 <w:rFonts w:ascii="Malgun Gothic" w:hAnsi="Malgun Gothic" w:eastAsia="Malgun Gothic"/>
                 <w:b w:val="0"/>
-                <w:sz w:val="17"/>
+                <w:sz w:val="18"/>
               </w:rPr>
               <w:t>6</w:t>
             </w:r>
@@ -707,16 +818,19 @@
         </w:tc>
         <w:tc>
           <w:tcPr>
-            <w:tcW w:type="dxa" w:w="1694"/>
+            <w:tcW w:type="dxa" w:w="1632"/>
             <w:vAlign w:val="center"/>
           </w:tcPr>
           <w:p>
+            <w:pPr>
+              <w:spacing w:after="0" w:line="276" w:lineRule="auto"/>
+            </w:pPr>
             <w:r/>
             <w:r>
               <w:rPr>
                 <w:rFonts w:ascii="Malgun Gothic" w:hAnsi="Malgun Gothic" w:eastAsia="Malgun Gothic"/>
                 <w:b w:val="0"/>
-                <w:sz w:val="17"/>
+                <w:sz w:val="18"/>
               </w:rPr>
               <w:t>비문 공지 검색소</w:t>
             </w:r>
@@ -724,16 +838,19 @@
         </w:tc>
         <w:tc>
           <w:tcPr>
-            <w:tcW w:type="dxa" w:w="1694"/>
+            <w:tcW w:type="dxa" w:w="1632"/>
             <w:vAlign w:val="center"/>
           </w:tcPr>
           <w:p>
+            <w:pPr>
+              <w:spacing w:after="0" w:line="276" w:lineRule="auto"/>
+            </w:pPr>
             <w:r/>
             <w:r>
               <w:rPr>
                 <w:rFonts w:ascii="Malgun Gothic" w:hAnsi="Malgun Gothic" w:eastAsia="Malgun Gothic"/>
                 <w:b w:val="0"/>
-                <w:sz w:val="17"/>
+                <w:sz w:val="18"/>
               </w:rPr>
               <w:t>Boolean Blind SQL Injection</w:t>
             </w:r>
@@ -741,16 +858,19 @@
         </w:tc>
         <w:tc>
           <w:tcPr>
-            <w:tcW w:type="dxa" w:w="1694"/>
+            <w:tcW w:type="dxa" w:w="1632"/>
             <w:vAlign w:val="center"/>
           </w:tcPr>
           <w:p>
+            <w:pPr>
+              <w:spacing w:after="0" w:line="276" w:lineRule="auto"/>
+            </w:pPr>
             <w:r/>
             <w:r>
               <w:rPr>
                 <w:rFonts w:ascii="Malgun Gothic" w:hAnsi="Malgun Gothic" w:eastAsia="Malgun Gothic"/>
                 <w:b w:val="0"/>
-                <w:sz w:val="17"/>
+                <w:sz w:val="18"/>
               </w:rPr>
               <w:t>중상급</w:t>
             </w:r>
@@ -758,16 +878,19 @@
         </w:tc>
         <w:tc>
           <w:tcPr>
-            <w:tcW w:type="dxa" w:w="1694"/>
+            <w:tcW w:type="dxa" w:w="1632"/>
             <w:vAlign w:val="center"/>
           </w:tcPr>
           <w:p>
+            <w:pPr>
+              <w:spacing w:after="0" w:line="276" w:lineRule="auto"/>
+            </w:pPr>
             <w:r/>
             <w:r>
               <w:rPr>
                 <w:rFonts w:ascii="Malgun Gothic" w:hAnsi="Malgun Gothic" w:eastAsia="Malgun Gothic"/>
                 <w:b w:val="0"/>
-                <w:sz w:val="17"/>
+                <w:sz w:val="18"/>
               </w:rPr>
               <w:t>340</w:t>
             </w:r>
@@ -775,18 +898,21 @@
         </w:tc>
         <w:tc>
           <w:tcPr>
-            <w:tcW w:type="dxa" w:w="1694"/>
+            <w:tcW w:type="dxa" w:w="1632"/>
             <w:vAlign w:val="center"/>
           </w:tcPr>
           <w:p>
+            <w:pPr>
+              <w:spacing w:after="0" w:line="276" w:lineRule="auto"/>
+            </w:pPr>
             <w:r/>
             <w:r>
               <w:rPr>
                 <w:rFonts w:ascii="Malgun Gothic" w:hAnsi="Malgun Gothic" w:eastAsia="Malgun Gothic"/>
                 <w:b w:val="0"/>
-                <w:sz w:val="17"/>
+                <w:sz w:val="18"/>
               </w:rPr>
-              <w:t>출력 없이 참/거짓 신호로 자동화 추출이 필요해 중상급으로 상향.</w:t>
+              <w:t>직접 출력 없이 참/거짓 반응으로 자동화 추출이 필요해 상향.</w:t>
             </w:r>
           </w:p>
         </w:tc>
@@ -794,16 +920,19 @@
       <w:tr>
         <w:tc>
           <w:tcPr>
-            <w:tcW w:type="dxa" w:w="1694"/>
+            <w:tcW w:type="dxa" w:w="1632"/>
             <w:vAlign w:val="center"/>
           </w:tcPr>
           <w:p>
+            <w:pPr>
+              <w:spacing w:after="0" w:line="276" w:lineRule="auto"/>
+            </w:pPr>
             <w:r/>
             <w:r>
               <w:rPr>
                 <w:rFonts w:ascii="Malgun Gothic" w:hAnsi="Malgun Gothic" w:eastAsia="Malgun Gothic"/>
                 <w:b w:val="0"/>
-                <w:sz w:val="17"/>
+                <w:sz w:val="18"/>
               </w:rPr>
               <w:t>7</w:t>
             </w:r>
@@ -811,16 +940,19 @@
         </w:tc>
         <w:tc>
           <w:tcPr>
-            <w:tcW w:type="dxa" w:w="1694"/>
+            <w:tcW w:type="dxa" w:w="1632"/>
             <w:vAlign w:val="center"/>
           </w:tcPr>
           <w:p>
+            <w:pPr>
+              <w:spacing w:after="0" w:line="276" w:lineRule="auto"/>
+            </w:pPr>
             <w:r/>
             <w:r>
               <w:rPr>
                 <w:rFonts w:ascii="Malgun Gothic" w:hAnsi="Malgun Gothic" w:eastAsia="Malgun Gothic"/>
                 <w:b w:val="0"/>
-                <w:sz w:val="17"/>
+                <w:sz w:val="18"/>
               </w:rPr>
               <w:t>네트워크 진단</w:t>
             </w:r>
@@ -828,16 +960,19 @@
         </w:tc>
         <w:tc>
           <w:tcPr>
-            <w:tcW w:type="dxa" w:w="1694"/>
+            <w:tcW w:type="dxa" w:w="1632"/>
             <w:vAlign w:val="center"/>
           </w:tcPr>
           <w:p>
+            <w:pPr>
+              <w:spacing w:after="0" w:line="276" w:lineRule="auto"/>
+            </w:pPr>
             <w:r/>
             <w:r>
               <w:rPr>
                 <w:rFonts w:ascii="Malgun Gothic" w:hAnsi="Malgun Gothic" w:eastAsia="Malgun Gothic"/>
                 <w:b w:val="0"/>
-                <w:sz w:val="17"/>
+                <w:sz w:val="18"/>
               </w:rPr>
               <w:t>Command Injection</w:t>
             </w:r>
@@ -845,16 +980,19 @@
         </w:tc>
         <w:tc>
           <w:tcPr>
-            <w:tcW w:type="dxa" w:w="1694"/>
+            <w:tcW w:type="dxa" w:w="1632"/>
             <w:vAlign w:val="center"/>
           </w:tcPr>
           <w:p>
+            <w:pPr>
+              <w:spacing w:after="0" w:line="276" w:lineRule="auto"/>
+            </w:pPr>
             <w:r/>
             <w:r>
               <w:rPr>
                 <w:rFonts w:ascii="Malgun Gothic" w:hAnsi="Malgun Gothic" w:eastAsia="Malgun Gothic"/>
                 <w:b w:val="0"/>
-                <w:sz w:val="17"/>
+                <w:sz w:val="18"/>
               </w:rPr>
               <w:t>중상급</w:t>
             </w:r>
@@ -862,16 +1000,19 @@
         </w:tc>
         <w:tc>
           <w:tcPr>
-            <w:tcW w:type="dxa" w:w="1694"/>
+            <w:tcW w:type="dxa" w:w="1632"/>
             <w:vAlign w:val="center"/>
           </w:tcPr>
           <w:p>
+            <w:pPr>
+              <w:spacing w:after="0" w:line="276" w:lineRule="auto"/>
+            </w:pPr>
             <w:r/>
             <w:r>
               <w:rPr>
                 <w:rFonts w:ascii="Malgun Gothic" w:hAnsi="Malgun Gothic" w:eastAsia="Malgun Gothic"/>
                 <w:b w:val="0"/>
-                <w:sz w:val="17"/>
+                <w:sz w:val="18"/>
               </w:rPr>
               <w:t>350</w:t>
             </w:r>
@@ -879,18 +1020,21 @@
         </w:tc>
         <w:tc>
           <w:tcPr>
-            <w:tcW w:type="dxa" w:w="1694"/>
+            <w:tcW w:type="dxa" w:w="1632"/>
             <w:vAlign w:val="center"/>
           </w:tcPr>
           <w:p>
+            <w:pPr>
+              <w:spacing w:after="0" w:line="276" w:lineRule="auto"/>
+            </w:pPr>
             <w:r/>
             <w:r>
               <w:rPr>
                 <w:rFonts w:ascii="Malgun Gothic" w:hAnsi="Malgun Gothic" w:eastAsia="Malgun Gothic"/>
                 <w:b w:val="0"/>
-                <w:sz w:val="17"/>
+                <w:sz w:val="18"/>
               </w:rPr>
-              <w:t>명령 구분자와 파일 경로 단서가 있어 중상급 유지.</w:t>
+              <w:t>명령 구분자와 서버 파일 경로 이해가 필요해 유지.</w:t>
             </w:r>
           </w:p>
         </w:tc>
@@ -898,16 +1042,19 @@
       <w:tr>
         <w:tc>
           <w:tcPr>
-            <w:tcW w:type="dxa" w:w="1694"/>
+            <w:tcW w:type="dxa" w:w="1632"/>
             <w:vAlign w:val="center"/>
           </w:tcPr>
           <w:p>
+            <w:pPr>
+              <w:spacing w:after="0" w:line="276" w:lineRule="auto"/>
+            </w:pPr>
             <w:r/>
             <w:r>
               <w:rPr>
                 <w:rFonts w:ascii="Malgun Gothic" w:hAnsi="Malgun Gothic" w:eastAsia="Malgun Gothic"/>
                 <w:b w:val="0"/>
-                <w:sz w:val="17"/>
+                <w:sz w:val="18"/>
               </w:rPr>
               <w:t>8</w:t>
             </w:r>
@@ -915,16 +1062,19 @@
         </w:tc>
         <w:tc>
           <w:tcPr>
-            <w:tcW w:type="dxa" w:w="1694"/>
+            <w:tcW w:type="dxa" w:w="1632"/>
             <w:vAlign w:val="center"/>
           </w:tcPr>
           <w:p>
+            <w:pPr>
+              <w:spacing w:after="0" w:line="276" w:lineRule="auto"/>
+            </w:pPr>
             <w:r/>
             <w:r>
               <w:rPr>
                 <w:rFonts w:ascii="Malgun Gothic" w:hAnsi="Malgun Gothic" w:eastAsia="Malgun Gothic"/>
                 <w:b w:val="0"/>
-                <w:sz w:val="17"/>
+                <w:sz w:val="18"/>
               </w:rPr>
               <w:t>내부 보급망 점검기</w:t>
             </w:r>
@@ -932,16 +1082,19 @@
         </w:tc>
         <w:tc>
           <w:tcPr>
-            <w:tcW w:type="dxa" w:w="1694"/>
+            <w:tcW w:type="dxa" w:w="1632"/>
             <w:vAlign w:val="center"/>
           </w:tcPr>
           <w:p>
+            <w:pPr>
+              <w:spacing w:after="0" w:line="276" w:lineRule="auto"/>
+            </w:pPr>
             <w:r/>
             <w:r>
               <w:rPr>
                 <w:rFonts w:ascii="Malgun Gothic" w:hAnsi="Malgun Gothic" w:eastAsia="Malgun Gothic"/>
                 <w:b w:val="0"/>
-                <w:sz w:val="17"/>
+                <w:sz w:val="18"/>
               </w:rPr>
               <w:t>SSRF</w:t>
             </w:r>
@@ -949,16 +1102,19 @@
         </w:tc>
         <w:tc>
           <w:tcPr>
-            <w:tcW w:type="dxa" w:w="1694"/>
+            <w:tcW w:type="dxa" w:w="1632"/>
             <w:vAlign w:val="center"/>
           </w:tcPr>
           <w:p>
+            <w:pPr>
+              <w:spacing w:after="0" w:line="276" w:lineRule="auto"/>
+            </w:pPr>
             <w:r/>
             <w:r>
               <w:rPr>
                 <w:rFonts w:ascii="Malgun Gothic" w:hAnsi="Malgun Gothic" w:eastAsia="Malgun Gothic"/>
                 <w:b w:val="0"/>
-                <w:sz w:val="17"/>
+                <w:sz w:val="18"/>
               </w:rPr>
               <w:t>중상급</w:t>
             </w:r>
@@ -966,16 +1122,19 @@
         </w:tc>
         <w:tc>
           <w:tcPr>
-            <w:tcW w:type="dxa" w:w="1694"/>
+            <w:tcW w:type="dxa" w:w="1632"/>
             <w:vAlign w:val="center"/>
           </w:tcPr>
           <w:p>
+            <w:pPr>
+              <w:spacing w:after="0" w:line="276" w:lineRule="auto"/>
+            </w:pPr>
             <w:r/>
             <w:r>
               <w:rPr>
                 <w:rFonts w:ascii="Malgun Gothic" w:hAnsi="Malgun Gothic" w:eastAsia="Malgun Gothic"/>
                 <w:b w:val="0"/>
-                <w:sz w:val="17"/>
+                <w:sz w:val="18"/>
               </w:rPr>
               <w:t>375</w:t>
             </w:r>
@@ -983,18 +1142,21 @@
         </w:tc>
         <w:tc>
           <w:tcPr>
-            <w:tcW w:type="dxa" w:w="1694"/>
+            <w:tcW w:type="dxa" w:w="1632"/>
             <w:vAlign w:val="center"/>
           </w:tcPr>
           <w:p>
+            <w:pPr>
+              <w:spacing w:after="0" w:line="276" w:lineRule="auto"/>
+            </w:pPr>
             <w:r/>
             <w:r>
               <w:rPr>
                 <w:rFonts w:ascii="Malgun Gothic" w:hAnsi="Malgun Gothic" w:eastAsia="Malgun Gothic"/>
                 <w:b w:val="0"/>
-                <w:sz w:val="17"/>
+                <w:sz w:val="18"/>
               </w:rPr>
-              <w:t>localhost 기준 차이를 이해해야 해서 중상급 유지.</w:t>
+              <w:t>localhost 기준 차이를 이해해야 하므로 유지.</w:t>
             </w:r>
           </w:p>
         </w:tc>
@@ -1002,16 +1164,19 @@
       <w:tr>
         <w:tc>
           <w:tcPr>
-            <w:tcW w:type="dxa" w:w="1694"/>
+            <w:tcW w:type="dxa" w:w="1632"/>
             <w:vAlign w:val="center"/>
           </w:tcPr>
           <w:p>
+            <w:pPr>
+              <w:spacing w:after="0" w:line="276" w:lineRule="auto"/>
+            </w:pPr>
             <w:r/>
             <w:r>
               <w:rPr>
                 <w:rFonts w:ascii="Malgun Gothic" w:hAnsi="Malgun Gothic" w:eastAsia="Malgun Gothic"/>
                 <w:b w:val="0"/>
-                <w:sz w:val="17"/>
+                <w:sz w:val="18"/>
               </w:rPr>
               <w:t>9</w:t>
             </w:r>
@@ -1019,16 +1184,19 @@
         </w:tc>
         <w:tc>
           <w:tcPr>
-            <w:tcW w:type="dxa" w:w="1694"/>
+            <w:tcW w:type="dxa" w:w="1632"/>
             <w:vAlign w:val="center"/>
           </w:tcPr>
           <w:p>
+            <w:pPr>
+              <w:spacing w:after="0" w:line="276" w:lineRule="auto"/>
+            </w:pPr>
             <w:r/>
             <w:r>
               <w:rPr>
                 <w:rFonts w:ascii="Malgun Gothic" w:hAnsi="Malgun Gothic" w:eastAsia="Malgun Gothic"/>
                 <w:b w:val="0"/>
-                <w:sz w:val="17"/>
+                <w:sz w:val="18"/>
               </w:rPr>
               <w:t>관리관 메모 연쇄</w:t>
             </w:r>
@@ -1036,16 +1204,19 @@
         </w:tc>
         <w:tc>
           <w:tcPr>
-            <w:tcW w:type="dxa" w:w="1694"/>
+            <w:tcW w:type="dxa" w:w="1632"/>
             <w:vAlign w:val="center"/>
           </w:tcPr>
           <w:p>
+            <w:pPr>
+              <w:spacing w:after="0" w:line="276" w:lineRule="auto"/>
+            </w:pPr>
             <w:r/>
             <w:r>
               <w:rPr>
                 <w:rFonts w:ascii="Malgun Gothic" w:hAnsi="Malgun Gothic" w:eastAsia="Malgun Gothic"/>
                 <w:b w:val="0"/>
-                <w:sz w:val="17"/>
+                <w:sz w:val="18"/>
               </w:rPr>
               <w:t>Stored XSS</w:t>
             </w:r>
@@ -1053,16 +1224,19 @@
         </w:tc>
         <w:tc>
           <w:tcPr>
-            <w:tcW w:type="dxa" w:w="1694"/>
+            <w:tcW w:type="dxa" w:w="1632"/>
             <w:vAlign w:val="center"/>
           </w:tcPr>
           <w:p>
+            <w:pPr>
+              <w:spacing w:after="0" w:line="276" w:lineRule="auto"/>
+            </w:pPr>
             <w:r/>
             <w:r>
               <w:rPr>
                 <w:rFonts w:ascii="Malgun Gothic" w:hAnsi="Malgun Gothic" w:eastAsia="Malgun Gothic"/>
                 <w:b w:val="0"/>
-                <w:sz w:val="17"/>
+                <w:sz w:val="18"/>
               </w:rPr>
               <w:t>고급</w:t>
             </w:r>
@@ -1070,16 +1244,19 @@
         </w:tc>
         <w:tc>
           <w:tcPr>
-            <w:tcW w:type="dxa" w:w="1694"/>
+            <w:tcW w:type="dxa" w:w="1632"/>
             <w:vAlign w:val="center"/>
           </w:tcPr>
           <w:p>
+            <w:pPr>
+              <w:spacing w:after="0" w:line="276" w:lineRule="auto"/>
+            </w:pPr>
             <w:r/>
             <w:r>
               <w:rPr>
                 <w:rFonts w:ascii="Malgun Gothic" w:hAnsi="Malgun Gothic" w:eastAsia="Malgun Gothic"/>
                 <w:b w:val="0"/>
-                <w:sz w:val="17"/>
+                <w:sz w:val="18"/>
               </w:rPr>
               <w:t>400</w:t>
             </w:r>
@@ -1087,18 +1264,21 @@
         </w:tc>
         <w:tc>
           <w:tcPr>
-            <w:tcW w:type="dxa" w:w="1694"/>
+            <w:tcW w:type="dxa" w:w="1632"/>
             <w:vAlign w:val="center"/>
           </w:tcPr>
           <w:p>
+            <w:pPr>
+              <w:spacing w:after="0" w:line="276" w:lineRule="auto"/>
+            </w:pPr>
             <w:r/>
             <w:r>
               <w:rPr>
                 <w:rFonts w:ascii="Malgun Gothic" w:hAnsi="Malgun Gothic" w:eastAsia="Malgun Gothic"/>
                 <w:b w:val="0"/>
-                <w:sz w:val="17"/>
+                <w:sz w:val="18"/>
               </w:rPr>
-              <w:t>저장형 XSS와 관리관 API 연계가 필요해 고급 유지.</w:t>
+              <w:t>저장형 XSS와 관리관 API 연계가 필요해 유지.</w:t>
             </w:r>
           </w:p>
         </w:tc>
@@ -1106,16 +1286,19 @@
       <w:tr>
         <w:tc>
           <w:tcPr>
-            <w:tcW w:type="dxa" w:w="1694"/>
+            <w:tcW w:type="dxa" w:w="1632"/>
             <w:vAlign w:val="center"/>
           </w:tcPr>
           <w:p>
+            <w:pPr>
+              <w:spacing w:after="0" w:line="276" w:lineRule="auto"/>
+            </w:pPr>
             <w:r/>
             <w:r>
               <w:rPr>
                 <w:rFonts w:ascii="Malgun Gothic" w:hAnsi="Malgun Gothic" w:eastAsia="Malgun Gothic"/>
                 <w:b w:val="0"/>
-                <w:sz w:val="17"/>
+                <w:sz w:val="18"/>
               </w:rPr>
               <w:t>10</w:t>
             </w:r>
@@ -1123,16 +1306,19 @@
         </w:tc>
         <w:tc>
           <w:tcPr>
-            <w:tcW w:type="dxa" w:w="1694"/>
+            <w:tcW w:type="dxa" w:w="1632"/>
             <w:vAlign w:val="center"/>
           </w:tcPr>
           <w:p>
+            <w:pPr>
+              <w:spacing w:after="0" w:line="276" w:lineRule="auto"/>
+            </w:pPr>
             <w:r/>
             <w:r>
               <w:rPr>
                 <w:rFonts w:ascii="Malgun Gothic" w:hAnsi="Malgun Gothic" w:eastAsia="Malgun Gothic"/>
                 <w:b w:val="0"/>
-                <w:sz w:val="17"/>
+                <w:sz w:val="18"/>
               </w:rPr>
               <w:t>전송 파일 업로드</w:t>
             </w:r>
@@ -1140,16 +1326,19 @@
         </w:tc>
         <w:tc>
           <w:tcPr>
-            <w:tcW w:type="dxa" w:w="1694"/>
+            <w:tcW w:type="dxa" w:w="1632"/>
             <w:vAlign w:val="center"/>
           </w:tcPr>
           <w:p>
+            <w:pPr>
+              <w:spacing w:after="0" w:line="276" w:lineRule="auto"/>
+            </w:pPr>
             <w:r/>
             <w:r>
               <w:rPr>
                 <w:rFonts w:ascii="Malgun Gothic" w:hAnsi="Malgun Gothic" w:eastAsia="Malgun Gothic"/>
                 <w:b w:val="0"/>
-                <w:sz w:val="17"/>
+                <w:sz w:val="18"/>
               </w:rPr>
               <w:t>File Upload</w:t>
             </w:r>
@@ -1157,16 +1346,19 @@
         </w:tc>
         <w:tc>
           <w:tcPr>
-            <w:tcW w:type="dxa" w:w="1694"/>
+            <w:tcW w:type="dxa" w:w="1632"/>
             <w:vAlign w:val="center"/>
           </w:tcPr>
           <w:p>
+            <w:pPr>
+              <w:spacing w:after="0" w:line="276" w:lineRule="auto"/>
+            </w:pPr>
             <w:r/>
             <w:r>
               <w:rPr>
                 <w:rFonts w:ascii="Malgun Gothic" w:hAnsi="Malgun Gothic" w:eastAsia="Malgun Gothic"/>
                 <w:b w:val="0"/>
-                <w:sz w:val="17"/>
+                <w:sz w:val="18"/>
               </w:rPr>
               <w:t>고급</w:t>
             </w:r>
@@ -1174,16 +1366,19 @@
         </w:tc>
         <w:tc>
           <w:tcPr>
-            <w:tcW w:type="dxa" w:w="1694"/>
+            <w:tcW w:type="dxa" w:w="1632"/>
             <w:vAlign w:val="center"/>
           </w:tcPr>
           <w:p>
+            <w:pPr>
+              <w:spacing w:after="0" w:line="276" w:lineRule="auto"/>
+            </w:pPr>
             <w:r/>
             <w:r>
               <w:rPr>
                 <w:rFonts w:ascii="Malgun Gothic" w:hAnsi="Malgun Gothic" w:eastAsia="Malgun Gothic"/>
                 <w:b w:val="0"/>
-                <w:sz w:val="17"/>
+                <w:sz w:val="18"/>
               </w:rPr>
               <w:t>450</w:t>
             </w:r>
@@ -1191,16 +1386,19 @@
         </w:tc>
         <w:tc>
           <w:tcPr>
-            <w:tcW w:type="dxa" w:w="1694"/>
+            <w:tcW w:type="dxa" w:w="1632"/>
             <w:vAlign w:val="center"/>
           </w:tcPr>
           <w:p>
+            <w:pPr>
+              <w:spacing w:after="0" w:line="276" w:lineRule="auto"/>
+            </w:pPr>
             <w:r/>
             <w:r>
               <w:rPr>
                 <w:rFonts w:ascii="Malgun Gothic" w:hAnsi="Malgun Gothic" w:eastAsia="Malgun Gothic"/>
                 <w:b w:val="0"/>
-                <w:sz w:val="17"/>
+                <w:sz w:val="18"/>
               </w:rPr>
               <w:t>웹셸 업로드와 서버 실행 맥락이 필요해 최고 난이도 유지.</w:t>
             </w:r>
@@ -1209,9 +1407,14 @@
       </w:tr>
     </w:tbl>
     <w:p>
-      <w:r>
-        <w:br w:type="page"/>
-      </w:r>
+      <w:pPr>
+        <w:sectPr>
+          <w:pgSz w:w="12240" w:h="15840"/>
+          <w:pgMar w:top="1080" w:right="1224" w:bottom="1080" w:left="1224" w:header="720" w:footer="720" w:gutter="0"/>
+          <w:cols w:space="720"/>
+          <w:docGrid w:linePitch="360"/>
+        </w:sectPr>
+      </w:pPr>
     </w:p>
     <w:p>
       <w:pPr>
@@ -1221,19 +1424,201 @@
         <w:t>1. 세션 그림자</w:t>
       </w:r>
     </w:p>
+    <w:tbl>
+      <w:tblPr>
+        <w:tblStyle w:val="TableGrid"/>
+        <w:tblW w:type="auto" w:w="0"/>
+        <w:jc w:val="center"/>
+        <w:tblLook w:firstColumn="1" w:firstRow="1" w:lastColumn="0" w:lastRow="0" w:noHBand="0" w:noVBand="1" w:val="04A0"/>
+      </w:tblPr>
+      <w:tblGrid>
+        <w:gridCol w:w="4896"/>
+        <w:gridCol w:w="4896"/>
+      </w:tblGrid>
+      <w:tr>
+        <w:tc>
+          <w:tcPr>
+            <w:tcW w:type="dxa" w:w="4896"/>
+            <w:vAlign w:val="center"/>
+            <w:shd w:fill="E8EEDF"/>
+          </w:tcPr>
+          <w:p>
+            <w:pPr>
+              <w:spacing w:after="0" w:line="276" w:lineRule="auto"/>
+            </w:pPr>
+            <w:r/>
+            <w:r>
+              <w:rPr>
+                <w:rFonts w:ascii="Malgun Gothic" w:hAnsi="Malgun Gothic" w:eastAsia="Malgun Gothic"/>
+                <w:b/>
+                <w:sz w:val="18"/>
+              </w:rPr>
+              <w:t>문제 ID</w:t>
+            </w:r>
+          </w:p>
+        </w:tc>
+        <w:tc>
+          <w:tcPr>
+            <w:tcW w:type="dxa" w:w="4896"/>
+            <w:vAlign w:val="center"/>
+          </w:tcPr>
+          <w:p>
+            <w:pPr>
+              <w:spacing w:after="0" w:line="276" w:lineRule="auto"/>
+            </w:pPr>
+            <w:r/>
+            <w:r>
+              <w:rPr>
+                <w:rFonts w:ascii="Malgun Gothic" w:hAnsi="Malgun Gothic" w:eastAsia="Malgun Gothic"/>
+                <w:b w:val="0"/>
+                <w:sz w:val="18"/>
+              </w:rPr>
+              <w:t>session-shadow</w:t>
+            </w:r>
+          </w:p>
+        </w:tc>
+      </w:tr>
+      <w:tr>
+        <w:tc>
+          <w:tcPr>
+            <w:tcW w:type="dxa" w:w="4896"/>
+            <w:vAlign w:val="center"/>
+            <w:shd w:fill="E8EEDF"/>
+          </w:tcPr>
+          <w:p>
+            <w:pPr>
+              <w:spacing w:after="0" w:line="276" w:lineRule="auto"/>
+            </w:pPr>
+            <w:r/>
+            <w:r>
+              <w:rPr>
+                <w:rFonts w:ascii="Malgun Gothic" w:hAnsi="Malgun Gothic" w:eastAsia="Malgun Gothic"/>
+                <w:b/>
+                <w:sz w:val="18"/>
+              </w:rPr>
+              <w:t>분류 / 난이도</w:t>
+            </w:r>
+          </w:p>
+        </w:tc>
+        <w:tc>
+          <w:tcPr>
+            <w:tcW w:type="dxa" w:w="4896"/>
+            <w:vAlign w:val="center"/>
+          </w:tcPr>
+          <w:p>
+            <w:pPr>
+              <w:spacing w:after="0" w:line="276" w:lineRule="auto"/>
+            </w:pPr>
+            <w:r/>
+            <w:r>
+              <w:rPr>
+                <w:rFonts w:ascii="Malgun Gothic" w:hAnsi="Malgun Gothic" w:eastAsia="Malgun Gothic"/>
+                <w:b w:val="0"/>
+                <w:sz w:val="18"/>
+              </w:rPr>
+              <w:t>쿠키 변조 / 초급</w:t>
+            </w:r>
+          </w:p>
+        </w:tc>
+      </w:tr>
+      <w:tr>
+        <w:tc>
+          <w:tcPr>
+            <w:tcW w:type="dxa" w:w="4896"/>
+            <w:vAlign w:val="center"/>
+            <w:shd w:fill="E8EEDF"/>
+          </w:tcPr>
+          <w:p>
+            <w:pPr>
+              <w:spacing w:after="0" w:line="276" w:lineRule="auto"/>
+            </w:pPr>
+            <w:r/>
+            <w:r>
+              <w:rPr>
+                <w:rFonts w:ascii="Malgun Gothic" w:hAnsi="Malgun Gothic" w:eastAsia="Malgun Gothic"/>
+                <w:b/>
+                <w:sz w:val="18"/>
+              </w:rPr>
+              <w:t>전과</w:t>
+            </w:r>
+          </w:p>
+        </w:tc>
+        <w:tc>
+          <w:tcPr>
+            <w:tcW w:type="dxa" w:w="4896"/>
+            <w:vAlign w:val="center"/>
+          </w:tcPr>
+          <w:p>
+            <w:pPr>
+              <w:spacing w:after="0" w:line="276" w:lineRule="auto"/>
+            </w:pPr>
+            <w:r/>
+            <w:r>
+              <w:rPr>
+                <w:rFonts w:ascii="Malgun Gothic" w:hAnsi="Malgun Gothic" w:eastAsia="Malgun Gothic"/>
+                <w:b w:val="0"/>
+                <w:sz w:val="18"/>
+              </w:rPr>
+              <w:t>150</w:t>
+            </w:r>
+          </w:p>
+        </w:tc>
+      </w:tr>
+      <w:tr>
+        <w:tc>
+          <w:tcPr>
+            <w:tcW w:type="dxa" w:w="4896"/>
+            <w:vAlign w:val="center"/>
+            <w:shd w:fill="E8EEDF"/>
+          </w:tcPr>
+          <w:p>
+            <w:pPr>
+              <w:spacing w:after="0" w:line="276" w:lineRule="auto"/>
+            </w:pPr>
+            <w:r/>
+            <w:r>
+              <w:rPr>
+                <w:rFonts w:ascii="Malgun Gothic" w:hAnsi="Malgun Gothic" w:eastAsia="Malgun Gothic"/>
+                <w:b/>
+                <w:sz w:val="18"/>
+              </w:rPr>
+              <w:t>FLAG</w:t>
+            </w:r>
+          </w:p>
+        </w:tc>
+        <w:tc>
+          <w:tcPr>
+            <w:tcW w:type="dxa" w:w="4896"/>
+            <w:vAlign w:val="center"/>
+          </w:tcPr>
+          <w:p>
+            <w:pPr>
+              <w:spacing w:after="0" w:line="276" w:lineRule="auto"/>
+            </w:pPr>
+            <w:r/>
+            <w:r>
+              <w:rPr>
+                <w:rFonts w:ascii="Malgun Gothic" w:hAnsi="Malgun Gothic" w:eastAsia="Malgun Gothic"/>
+                <w:b w:val="0"/>
+                <w:sz w:val="18"/>
+              </w:rPr>
+              <w:t>FLAG{cookie_role_admin_shadow}</w:t>
+            </w:r>
+          </w:p>
+        </w:tc>
+      </w:tr>
+    </w:tbl>
     <w:p>
+      <w:pPr>
+        <w:pStyle w:val="Heading2"/>
+      </w:pPr>
       <w:r>
-        <w:t>문제 ID: session-shadow / 분류: 쿠키 변조 / 난이도: 초급 / 전과: 150</w:t>
+        <w:t>목표</w:t>
       </w:r>
     </w:p>
     <w:p>
       <w:r>
-        <w:t>FLAG: FLAG{cookie_role_admin_shadow}</w:t>
-      </w:r>
-    </w:p>
-    <w:p>
-      <w:r>
-        <w:t>목표: 출입 판정에 쓰이는 쿠키 값을 admin으로 바꾼다.</w:t>
+        <w:t>shadow_role 쿠키를 admin으로 바꿔 출입 판정을 통과한다.</w:t>
       </w:r>
     </w:p>
     <w:p>
@@ -1247,22 +1632,34 @@
     <w:p>
       <w:pPr>
         <w:pStyle w:val="ListNumber"/>
+        <w:spacing w:after="120" w:line="300" w:lineRule="auto"/>
       </w:pPr>
       <w:r>
-        <w:t>개발자 도구에서 shadow_role 쿠키를 찾는다.</w:t>
+        <w:t>문제 페이지에서 현재 출입 판정이 limited인지 확인한다.</w:t>
       </w:r>
     </w:p>
     <w:p>
       <w:pPr>
         <w:pStyle w:val="ListNumber"/>
+        <w:spacing w:after="120" w:line="300" w:lineRule="auto"/>
       </w:pPr>
       <w:r>
-        <w:t>값을 guest에서 admin으로 바꾸고 새로고침한다.</w:t>
+        <w:t>개발자 도구의 Application 또는 Storage에서 shadow_role 쿠키를 찾는다.</w:t>
       </w:r>
     </w:p>
     <w:p>
       <w:pPr>
         <w:pStyle w:val="ListNumber"/>
+        <w:spacing w:after="120" w:line="300" w:lineRule="auto"/>
+      </w:pPr>
+      <w:r>
+        <w:t>쿠키 값을 admin으로 바꾸고 새로고침한다.</w:t>
+      </w:r>
+    </w:p>
+    <w:p>
+      <w:pPr>
+        <w:pStyle w:val="ListNumber"/>
+        <w:spacing w:after="120" w:line="300" w:lineRule="auto"/>
       </w:pPr>
       <w:r>
         <w:t>granted 상태와 FLAG를 확인한다.</w:t>
@@ -1278,14 +1675,14 @@
     </w:p>
     <w:p>
       <w:pPr>
-        <w:spacing w:before="40" w:after="140"/>
-        <w:ind w:left="230"/>
+        <w:spacing w:before="80" w:after="200" w:line="276" w:lineRule="auto"/>
+        <w:ind w:left="216"/>
       </w:pPr>
       <w:r>
         <w:rPr>
           <w:rFonts w:ascii="Consolas" w:hAnsi="Consolas" w:eastAsia="Malgun Gothic"/>
-          <w:color w:val="24341E"/>
-          <w:sz w:val="17"/>
+          <w:color w:val="212D18"/>
+          <w:sz w:val="18"/>
         </w:rPr>
         <w:t>document.cookie = "shadow_role=admin; path=/"</w:t>
       </w:r>
@@ -1300,8 +1697,18 @@
     </w:p>
     <w:p>
       <w:r>
-        <w:t>서버가 클라이언트 쿠키를 그대로 신뢰하는 구조다.</w:t>
+        <w:t>서버가 쿠키 값을 검증 없이 신뢰한다.</w:t>
       </w:r>
+    </w:p>
+    <w:p>
+      <w:pPr>
+        <w:sectPr>
+          <w:pgSz w:w="12240" w:h="15840"/>
+          <w:pgMar w:top="1080" w:right="1224" w:bottom="1080" w:left="1224" w:header="720" w:footer="720" w:gutter="0"/>
+          <w:cols w:space="720"/>
+          <w:docGrid w:linePitch="360"/>
+        </w:sectPr>
+      </w:pPr>
     </w:p>
     <w:p>
       <w:pPr>
@@ -1311,19 +1718,201 @@
         <w:t>2. 반사 게시판 검색</w:t>
       </w:r>
     </w:p>
+    <w:tbl>
+      <w:tblPr>
+        <w:tblStyle w:val="TableGrid"/>
+        <w:tblW w:type="auto" w:w="0"/>
+        <w:jc w:val="center"/>
+        <w:tblLook w:firstColumn="1" w:firstRow="1" w:lastColumn="0" w:lastRow="0" w:noHBand="0" w:noVBand="1" w:val="04A0"/>
+      </w:tblPr>
+      <w:tblGrid>
+        <w:gridCol w:w="4896"/>
+        <w:gridCol w:w="4896"/>
+      </w:tblGrid>
+      <w:tr>
+        <w:tc>
+          <w:tcPr>
+            <w:tcW w:type="dxa" w:w="4896"/>
+            <w:vAlign w:val="center"/>
+            <w:shd w:fill="E8EEDF"/>
+          </w:tcPr>
+          <w:p>
+            <w:pPr>
+              <w:spacing w:after="0" w:line="276" w:lineRule="auto"/>
+            </w:pPr>
+            <w:r/>
+            <w:r>
+              <w:rPr>
+                <w:rFonts w:ascii="Malgun Gothic" w:hAnsi="Malgun Gothic" w:eastAsia="Malgun Gothic"/>
+                <w:b/>
+                <w:sz w:val="18"/>
+              </w:rPr>
+              <w:t>문제 ID</w:t>
+            </w:r>
+          </w:p>
+        </w:tc>
+        <w:tc>
+          <w:tcPr>
+            <w:tcW w:type="dxa" w:w="4896"/>
+            <w:vAlign w:val="center"/>
+          </w:tcPr>
+          <w:p>
+            <w:pPr>
+              <w:spacing w:after="0" w:line="276" w:lineRule="auto"/>
+            </w:pPr>
+            <w:r/>
+            <w:r>
+              <w:rPr>
+                <w:rFonts w:ascii="Malgun Gothic" w:hAnsi="Malgun Gothic" w:eastAsia="Malgun Gothic"/>
+                <w:b w:val="0"/>
+                <w:sz w:val="18"/>
+              </w:rPr>
+              <w:t>reflected-board</w:t>
+            </w:r>
+          </w:p>
+        </w:tc>
+      </w:tr>
+      <w:tr>
+        <w:tc>
+          <w:tcPr>
+            <w:tcW w:type="dxa" w:w="4896"/>
+            <w:vAlign w:val="center"/>
+            <w:shd w:fill="E8EEDF"/>
+          </w:tcPr>
+          <w:p>
+            <w:pPr>
+              <w:spacing w:after="0" w:line="276" w:lineRule="auto"/>
+            </w:pPr>
+            <w:r/>
+            <w:r>
+              <w:rPr>
+                <w:rFonts w:ascii="Malgun Gothic" w:hAnsi="Malgun Gothic" w:eastAsia="Malgun Gothic"/>
+                <w:b/>
+                <w:sz w:val="18"/>
+              </w:rPr>
+              <w:t>분류 / 난이도</w:t>
+            </w:r>
+          </w:p>
+        </w:tc>
+        <w:tc>
+          <w:tcPr>
+            <w:tcW w:type="dxa" w:w="4896"/>
+            <w:vAlign w:val="center"/>
+          </w:tcPr>
+          <w:p>
+            <w:pPr>
+              <w:spacing w:after="0" w:line="276" w:lineRule="auto"/>
+            </w:pPr>
+            <w:r/>
+            <w:r>
+              <w:rPr>
+                <w:rFonts w:ascii="Malgun Gothic" w:hAnsi="Malgun Gothic" w:eastAsia="Malgun Gothic"/>
+                <w:b w:val="0"/>
+                <w:sz w:val="18"/>
+              </w:rPr>
+              <w:t>DOM XSS / 초급</w:t>
+            </w:r>
+          </w:p>
+        </w:tc>
+      </w:tr>
+      <w:tr>
+        <w:tc>
+          <w:tcPr>
+            <w:tcW w:type="dxa" w:w="4896"/>
+            <w:vAlign w:val="center"/>
+            <w:shd w:fill="E8EEDF"/>
+          </w:tcPr>
+          <w:p>
+            <w:pPr>
+              <w:spacing w:after="0" w:line="276" w:lineRule="auto"/>
+            </w:pPr>
+            <w:r/>
+            <w:r>
+              <w:rPr>
+                <w:rFonts w:ascii="Malgun Gothic" w:hAnsi="Malgun Gothic" w:eastAsia="Malgun Gothic"/>
+                <w:b/>
+                <w:sz w:val="18"/>
+              </w:rPr>
+              <w:t>전과</w:t>
+            </w:r>
+          </w:p>
+        </w:tc>
+        <w:tc>
+          <w:tcPr>
+            <w:tcW w:type="dxa" w:w="4896"/>
+            <w:vAlign w:val="center"/>
+          </w:tcPr>
+          <w:p>
+            <w:pPr>
+              <w:spacing w:after="0" w:line="276" w:lineRule="auto"/>
+            </w:pPr>
+            <w:r/>
+            <w:r>
+              <w:rPr>
+                <w:rFonts w:ascii="Malgun Gothic" w:hAnsi="Malgun Gothic" w:eastAsia="Malgun Gothic"/>
+                <w:b w:val="0"/>
+                <w:sz w:val="18"/>
+              </w:rPr>
+              <w:t>180</w:t>
+            </w:r>
+          </w:p>
+        </w:tc>
+      </w:tr>
+      <w:tr>
+        <w:tc>
+          <w:tcPr>
+            <w:tcW w:type="dxa" w:w="4896"/>
+            <w:vAlign w:val="center"/>
+            <w:shd w:fill="E8EEDF"/>
+          </w:tcPr>
+          <w:p>
+            <w:pPr>
+              <w:spacing w:after="0" w:line="276" w:lineRule="auto"/>
+            </w:pPr>
+            <w:r/>
+            <w:r>
+              <w:rPr>
+                <w:rFonts w:ascii="Malgun Gothic" w:hAnsi="Malgun Gothic" w:eastAsia="Malgun Gothic"/>
+                <w:b/>
+                <w:sz w:val="18"/>
+              </w:rPr>
+              <w:t>FLAG</w:t>
+            </w:r>
+          </w:p>
+        </w:tc>
+        <w:tc>
+          <w:tcPr>
+            <w:tcW w:type="dxa" w:w="4896"/>
+            <w:vAlign w:val="center"/>
+          </w:tcPr>
+          <w:p>
+            <w:pPr>
+              <w:spacing w:after="0" w:line="276" w:lineRule="auto"/>
+            </w:pPr>
+            <w:r/>
+            <w:r>
+              <w:rPr>
+                <w:rFonts w:ascii="Malgun Gothic" w:hAnsi="Malgun Gothic" w:eastAsia="Malgun Gothic"/>
+                <w:b w:val="0"/>
+                <w:sz w:val="18"/>
+              </w:rPr>
+              <w:t>FLAG{dom_xss_reflected_search_alert}</w:t>
+            </w:r>
+          </w:p>
+        </w:tc>
+      </w:tr>
+    </w:tbl>
     <w:p>
+      <w:pPr>
+        <w:pStyle w:val="Heading2"/>
+      </w:pPr>
       <w:r>
-        <w:t>문제 ID: reflected-board / 분류: DOM XSS / 난이도: 초급 / 전과: 180</w:t>
+        <w:t>목표</w:t>
       </w:r>
     </w:p>
     <w:p>
       <w:r>
-        <w:t>FLAG: FLAG{dom_xss_reflected_search_alert}</w:t>
-      </w:r>
-    </w:p>
-    <w:p>
-      <w:r>
-        <w:t>목표: 검색 결과 영역에서 alert() 실행을 발생시킨다.</w:t>
+        <w:t>검색 결과 영역에서 alert() 호출을 발생시킨다.</w:t>
       </w:r>
     </w:p>
     <w:p>
@@ -1337,25 +1926,37 @@
     <w:p>
       <w:pPr>
         <w:pStyle w:val="ListNumber"/>
+        <w:spacing w:after="120" w:line="300" w:lineRule="auto"/>
       </w:pPr>
       <w:r>
-        <w:t>일반 검색어가 결과 영역에 반사되는지 본다.</w:t>
+        <w:t>검색어가 결과 영역에 그대로 반사되는지 확인한다.</w:t>
       </w:r>
     </w:p>
     <w:p>
       <w:pPr>
         <w:pStyle w:val="ListNumber"/>
+        <w:spacing w:after="120" w:line="300" w:lineRule="auto"/>
       </w:pPr>
       <w:r>
-        <w:t>&lt;b&gt;test&lt;/b&gt;로 HTML 해석 여부를 확인한다.</w:t>
+        <w:t>&lt;b&gt;test&lt;/b&gt;를 입력해 HTML 해석 여부를 본다.</w:t>
       </w:r>
     </w:p>
     <w:p>
       <w:pPr>
         <w:pStyle w:val="ListNumber"/>
+        <w:spacing w:after="120" w:line="300" w:lineRule="auto"/>
       </w:pPr>
       <w:r>
-        <w:t>이미지 오류 이벤트로 alert를 호출한다.</w:t>
+        <w:t>script 태그 대신 자동 실행 이벤트를 가진 태그를 사용한다.</w:t>
+      </w:r>
+    </w:p>
+    <w:p>
+      <w:pPr>
+        <w:pStyle w:val="ListNumber"/>
+        <w:spacing w:after="120" w:line="300" w:lineRule="auto"/>
+      </w:pPr>
+      <w:r>
+        <w:t>alert() 호출이 감지되면 FLAG가 표시된다.</w:t>
       </w:r>
     </w:p>
     <w:p>
@@ -1368,14 +1969,14 @@
     </w:p>
     <w:p>
       <w:pPr>
-        <w:spacing w:before="40" w:after="140"/>
-        <w:ind w:left="230"/>
+        <w:spacing w:before="80" w:after="200" w:line="276" w:lineRule="auto"/>
+        <w:ind w:left="216"/>
       </w:pPr>
       <w:r>
         <w:rPr>
           <w:rFonts w:ascii="Consolas" w:hAnsi="Consolas" w:eastAsia="Malgun Gothic"/>
-          <w:color w:val="24341E"/>
-          <w:sz w:val="17"/>
+          <w:color w:val="212D18"/>
+          <w:sz w:val="18"/>
         </w:rPr>
         <w:t>&lt;img src=x onerror="alert(1)"&gt;</w:t>
       </w:r>
@@ -1390,8 +1991,18 @@
     </w:p>
     <w:p>
       <w:r>
-        <w:t>alert 안의 문자열은 중요하지 않고, alert 함수 호출 자체가 감지 조건이다.</w:t>
+        <w:t>alert 안의 문자열은 중요하지 않고 함수 호출 자체가 조건이다.</w:t>
       </w:r>
+    </w:p>
+    <w:p>
+      <w:pPr>
+        <w:sectPr>
+          <w:pgSz w:w="12240" w:h="15840"/>
+          <w:pgMar w:top="1080" w:right="1224" w:bottom="1080" w:left="1224" w:header="720" w:footer="720" w:gutter="0"/>
+          <w:cols w:space="720"/>
+          <w:docGrid w:linePitch="360"/>
+        </w:sectPr>
+      </w:pPr>
     </w:p>
     <w:p>
       <w:pPr>
@@ -1401,19 +2012,201 @@
         <w:t>3. 영상 보급창</w:t>
       </w:r>
     </w:p>
+    <w:tbl>
+      <w:tblPr>
+        <w:tblStyle w:val="TableGrid"/>
+        <w:tblW w:type="auto" w:w="0"/>
+        <w:jc w:val="center"/>
+        <w:tblLook w:firstColumn="1" w:firstRow="1" w:lastColumn="0" w:lastRow="0" w:noHBand="0" w:noVBand="1" w:val="04A0"/>
+      </w:tblPr>
+      <w:tblGrid>
+        <w:gridCol w:w="4896"/>
+        <w:gridCol w:w="4896"/>
+      </w:tblGrid>
+      <w:tr>
+        <w:tc>
+          <w:tcPr>
+            <w:tcW w:type="dxa" w:w="4896"/>
+            <w:vAlign w:val="center"/>
+            <w:shd w:fill="E8EEDF"/>
+          </w:tcPr>
+          <w:p>
+            <w:pPr>
+              <w:spacing w:after="0" w:line="276" w:lineRule="auto"/>
+            </w:pPr>
+            <w:r/>
+            <w:r>
+              <w:rPr>
+                <w:rFonts w:ascii="Malgun Gothic" w:hAnsi="Malgun Gothic" w:eastAsia="Malgun Gothic"/>
+                <w:b/>
+                <w:sz w:val="18"/>
+              </w:rPr>
+              <w:t>문제 ID</w:t>
+            </w:r>
+          </w:p>
+        </w:tc>
+        <w:tc>
+          <w:tcPr>
+            <w:tcW w:type="dxa" w:w="4896"/>
+            <w:vAlign w:val="center"/>
+          </w:tcPr>
+          <w:p>
+            <w:pPr>
+              <w:spacing w:after="0" w:line="276" w:lineRule="auto"/>
+            </w:pPr>
+            <w:r/>
+            <w:r>
+              <w:rPr>
+                <w:rFonts w:ascii="Malgun Gothic" w:hAnsi="Malgun Gothic" w:eastAsia="Malgun Gothic"/>
+                <w:b w:val="0"/>
+                <w:sz w:val="18"/>
+              </w:rPr>
+              <w:t>image-vault</w:t>
+            </w:r>
+          </w:p>
+        </w:tc>
+      </w:tr>
+      <w:tr>
+        <w:tc>
+          <w:tcPr>
+            <w:tcW w:type="dxa" w:w="4896"/>
+            <w:vAlign w:val="center"/>
+            <w:shd w:fill="E8EEDF"/>
+          </w:tcPr>
+          <w:p>
+            <w:pPr>
+              <w:spacing w:after="0" w:line="276" w:lineRule="auto"/>
+            </w:pPr>
+            <w:r/>
+            <w:r>
+              <w:rPr>
+                <w:rFonts w:ascii="Malgun Gothic" w:hAnsi="Malgun Gothic" w:eastAsia="Malgun Gothic"/>
+                <w:b/>
+                <w:sz w:val="18"/>
+              </w:rPr>
+              <w:t>분류 / 난이도</w:t>
+            </w:r>
+          </w:p>
+        </w:tc>
+        <w:tc>
+          <w:tcPr>
+            <w:tcW w:type="dxa" w:w="4896"/>
+            <w:vAlign w:val="center"/>
+          </w:tcPr>
+          <w:p>
+            <w:pPr>
+              <w:spacing w:after="0" w:line="276" w:lineRule="auto"/>
+            </w:pPr>
+            <w:r/>
+            <w:r>
+              <w:rPr>
+                <w:rFonts w:ascii="Malgun Gothic" w:hAnsi="Malgun Gothic" w:eastAsia="Malgun Gothic"/>
+                <w:b w:val="0"/>
+                <w:sz w:val="18"/>
+              </w:rPr>
+              <w:t>Path Traversal / 중급</w:t>
+            </w:r>
+          </w:p>
+        </w:tc>
+      </w:tr>
+      <w:tr>
+        <w:tc>
+          <w:tcPr>
+            <w:tcW w:type="dxa" w:w="4896"/>
+            <w:vAlign w:val="center"/>
+            <w:shd w:fill="E8EEDF"/>
+          </w:tcPr>
+          <w:p>
+            <w:pPr>
+              <w:spacing w:after="0" w:line="276" w:lineRule="auto"/>
+            </w:pPr>
+            <w:r/>
+            <w:r>
+              <w:rPr>
+                <w:rFonts w:ascii="Malgun Gothic" w:hAnsi="Malgun Gothic" w:eastAsia="Malgun Gothic"/>
+                <w:b/>
+                <w:sz w:val="18"/>
+              </w:rPr>
+              <w:t>전과</w:t>
+            </w:r>
+          </w:p>
+        </w:tc>
+        <w:tc>
+          <w:tcPr>
+            <w:tcW w:type="dxa" w:w="4896"/>
+            <w:vAlign w:val="center"/>
+          </w:tcPr>
+          <w:p>
+            <w:pPr>
+              <w:spacing w:after="0" w:line="276" w:lineRule="auto"/>
+            </w:pPr>
+            <w:r/>
+            <w:r>
+              <w:rPr>
+                <w:rFonts w:ascii="Malgun Gothic" w:hAnsi="Malgun Gothic" w:eastAsia="Malgun Gothic"/>
+                <w:b w:val="0"/>
+                <w:sz w:val="18"/>
+              </w:rPr>
+              <w:t>260</w:t>
+            </w:r>
+          </w:p>
+        </w:tc>
+      </w:tr>
+      <w:tr>
+        <w:tc>
+          <w:tcPr>
+            <w:tcW w:type="dxa" w:w="4896"/>
+            <w:vAlign w:val="center"/>
+            <w:shd w:fill="E8EEDF"/>
+          </w:tcPr>
+          <w:p>
+            <w:pPr>
+              <w:spacing w:after="0" w:line="276" w:lineRule="auto"/>
+            </w:pPr>
+            <w:r/>
+            <w:r>
+              <w:rPr>
+                <w:rFonts w:ascii="Malgun Gothic" w:hAnsi="Malgun Gothic" w:eastAsia="Malgun Gothic"/>
+                <w:b/>
+                <w:sz w:val="18"/>
+              </w:rPr>
+              <w:t>FLAG</w:t>
+            </w:r>
+          </w:p>
+        </w:tc>
+        <w:tc>
+          <w:tcPr>
+            <w:tcW w:type="dxa" w:w="4896"/>
+            <w:vAlign w:val="center"/>
+          </w:tcPr>
+          <w:p>
+            <w:pPr>
+              <w:spacing w:after="0" w:line="276" w:lineRule="auto"/>
+            </w:pPr>
+            <w:r/>
+            <w:r>
+              <w:rPr>
+                <w:rFonts w:ascii="Malgun Gothic" w:hAnsi="Malgun Gothic" w:eastAsia="Malgun Gothic"/>
+                <w:b w:val="0"/>
+                <w:sz w:val="18"/>
+              </w:rPr>
+              <w:t>FLAG{Iz10MXMwOSZrMjBlb2M}</w:t>
+            </w:r>
+          </w:p>
+        </w:tc>
+      </w:tr>
+    </w:tbl>
     <w:p>
+      <w:pPr>
+        <w:pStyle w:val="Heading2"/>
+      </w:pPr>
       <w:r>
-        <w:t>문제 ID: image-vault / 분류: Path Traversal / 난이도: 중급 / 전과: 260</w:t>
+        <w:t>목표</w:t>
       </w:r>
     </w:p>
     <w:p>
       <w:r>
-        <w:t>FLAG: FLAG{Iz10MXMwOSZrMjBlb2M}</w:t>
-      </w:r>
-    </w:p>
-    <w:p>
-      <w:r>
-        <w:t>목표: 파일명 필터와 실제 경로 해석 차이를 이용해 flag.txt를 읽는다.</w:t>
+        <w:t>파일명 필터와 실제 경로 해석 차이로 flag.txt를 읽는다.</w:t>
       </w:r>
     </w:p>
     <w:p>
@@ -1427,6 +2220,7 @@
     <w:p>
       <w:pPr>
         <w:pStyle w:val="ListNumber"/>
+        <w:spacing w:after="120" w:line="300" w:lineRule="auto"/>
       </w:pPr>
       <w:r>
         <w:t>보급창 색인에서 cover.png와 allowed.png/를 확인한다.</w:t>
@@ -1435,17 +2229,28 @@
     <w:p>
       <w:pPr>
         <w:pStyle w:val="ListNumber"/>
+        <w:spacing w:after="120" w:line="300" w:lineRule="auto"/>
       </w:pPr>
       <w:r>
-        <w:t>필터가 .png 포함 여부만 보는 점을 이용한다.</w:t>
+        <w:t>필터가 .png 포함 여부만 검사한다는 점을 확인한다.</w:t>
       </w:r>
     </w:p>
     <w:p>
       <w:pPr>
         <w:pStyle w:val="ListNumber"/>
+        <w:spacing w:after="120" w:line="300" w:lineRule="auto"/>
       </w:pPr>
       <w:r>
-        <w:t>allowed.png/ 디렉터리에서 ../로 빠져나와 flag.txt를 지정한다.</w:t>
+        <w:t>allowed.png/ 디렉터리에서 ../로 한 단계 빠져나온다.</w:t>
+      </w:r>
+    </w:p>
+    <w:p>
+      <w:pPr>
+        <w:pStyle w:val="ListNumber"/>
+        <w:spacing w:after="120" w:line="300" w:lineRule="auto"/>
+      </w:pPr>
+      <w:r>
+        <w:t>최종 경로가 flag.txt를 가리키게 만든다.</w:t>
       </w:r>
     </w:p>
     <w:p>
@@ -1458,14 +2263,14 @@
     </w:p>
     <w:p>
       <w:pPr>
-        <w:spacing w:before="40" w:after="140"/>
-        <w:ind w:left="230"/>
+        <w:spacing w:before="80" w:after="200" w:line="276" w:lineRule="auto"/>
+        <w:ind w:left="216"/>
       </w:pPr>
       <w:r>
         <w:rPr>
           <w:rFonts w:ascii="Consolas" w:hAnsi="Consolas" w:eastAsia="Malgun Gothic"/>
-          <w:color w:val="24341E"/>
-          <w:sz w:val="17"/>
+          <w:color w:val="212D18"/>
+          <w:sz w:val="18"/>
         </w:rPr>
         <w:t>allowed.png/../flag.txt</w:t>
       </w:r>
@@ -1485,25 +2290,217 @@
     </w:p>
     <w:p>
       <w:pPr>
+        <w:sectPr>
+          <w:pgSz w:w="12240" w:h="15840"/>
+          <w:pgMar w:top="1080" w:right="1224" w:bottom="1080" w:left="1224" w:header="720" w:footer="720" w:gutter="0"/>
+          <w:cols w:space="720"/>
+          <w:docGrid w:linePitch="360"/>
+        </w:sectPr>
+      </w:pPr>
+    </w:p>
+    <w:p>
+      <w:pPr>
         <w:pStyle w:val="Heading1"/>
       </w:pPr>
       <w:r>
         <w:t>4. 코인 제국 보급 작전</w:t>
       </w:r>
     </w:p>
+    <w:tbl>
+      <w:tblPr>
+        <w:tblStyle w:val="TableGrid"/>
+        <w:tblW w:type="auto" w:w="0"/>
+        <w:jc w:val="center"/>
+        <w:tblLook w:firstColumn="1" w:firstRow="1" w:lastColumn="0" w:lastRow="0" w:noHBand="0" w:noVBand="1" w:val="04A0"/>
+      </w:tblPr>
+      <w:tblGrid>
+        <w:gridCol w:w="4896"/>
+        <w:gridCol w:w="4896"/>
+      </w:tblGrid>
+      <w:tr>
+        <w:tc>
+          <w:tcPr>
+            <w:tcW w:type="dxa" w:w="4896"/>
+            <w:vAlign w:val="center"/>
+            <w:shd w:fill="E8EEDF"/>
+          </w:tcPr>
+          <w:p>
+            <w:pPr>
+              <w:spacing w:after="0" w:line="276" w:lineRule="auto"/>
+            </w:pPr>
+            <w:r/>
+            <w:r>
+              <w:rPr>
+                <w:rFonts w:ascii="Malgun Gothic" w:hAnsi="Malgun Gothic" w:eastAsia="Malgun Gothic"/>
+                <w:b/>
+                <w:sz w:val="18"/>
+              </w:rPr>
+              <w:t>문제 ID</w:t>
+            </w:r>
+          </w:p>
+        </w:tc>
+        <w:tc>
+          <w:tcPr>
+            <w:tcW w:type="dxa" w:w="4896"/>
+            <w:vAlign w:val="center"/>
+          </w:tcPr>
+          <w:p>
+            <w:pPr>
+              <w:spacing w:after="0" w:line="276" w:lineRule="auto"/>
+            </w:pPr>
+            <w:r/>
+            <w:r>
+              <w:rPr>
+                <w:rFonts w:ascii="Malgun Gothic" w:hAnsi="Malgun Gothic" w:eastAsia="Malgun Gothic"/>
+                <w:b w:val="0"/>
+                <w:sz w:val="18"/>
+              </w:rPr>
+              <w:t>idle-empire</w:t>
+            </w:r>
+          </w:p>
+        </w:tc>
+      </w:tr>
+      <w:tr>
+        <w:tc>
+          <w:tcPr>
+            <w:tcW w:type="dxa" w:w="4896"/>
+            <w:vAlign w:val="center"/>
+            <w:shd w:fill="E8EEDF"/>
+          </w:tcPr>
+          <w:p>
+            <w:pPr>
+              <w:spacing w:after="0" w:line="276" w:lineRule="auto"/>
+            </w:pPr>
+            <w:r/>
+            <w:r>
+              <w:rPr>
+                <w:rFonts w:ascii="Malgun Gothic" w:hAnsi="Malgun Gothic" w:eastAsia="Malgun Gothic"/>
+                <w:b/>
+                <w:sz w:val="18"/>
+              </w:rPr>
+              <w:t>분류 / 난이도</w:t>
+            </w:r>
+          </w:p>
+        </w:tc>
+        <w:tc>
+          <w:tcPr>
+            <w:tcW w:type="dxa" w:w="4896"/>
+            <w:vAlign w:val="center"/>
+          </w:tcPr>
+          <w:p>
+            <w:pPr>
+              <w:spacing w:after="0" w:line="276" w:lineRule="auto"/>
+            </w:pPr>
+            <w:r/>
+            <w:r>
+              <w:rPr>
+                <w:rFonts w:ascii="Malgun Gothic" w:hAnsi="Malgun Gothic" w:eastAsia="Malgun Gothic"/>
+                <w:b w:val="0"/>
+                <w:sz w:val="18"/>
+              </w:rPr>
+              <w:t>Client Trust / 중급</w:t>
+            </w:r>
+          </w:p>
+        </w:tc>
+      </w:tr>
+      <w:tr>
+        <w:tc>
+          <w:tcPr>
+            <w:tcW w:type="dxa" w:w="4896"/>
+            <w:vAlign w:val="center"/>
+            <w:shd w:fill="E8EEDF"/>
+          </w:tcPr>
+          <w:p>
+            <w:pPr>
+              <w:spacing w:after="0" w:line="276" w:lineRule="auto"/>
+            </w:pPr>
+            <w:r/>
+            <w:r>
+              <w:rPr>
+                <w:rFonts w:ascii="Malgun Gothic" w:hAnsi="Malgun Gothic" w:eastAsia="Malgun Gothic"/>
+                <w:b/>
+                <w:sz w:val="18"/>
+              </w:rPr>
+              <w:t>전과</w:t>
+            </w:r>
+          </w:p>
+        </w:tc>
+        <w:tc>
+          <w:tcPr>
+            <w:tcW w:type="dxa" w:w="4896"/>
+            <w:vAlign w:val="center"/>
+          </w:tcPr>
+          <w:p>
+            <w:pPr>
+              <w:spacing w:after="0" w:line="276" w:lineRule="auto"/>
+            </w:pPr>
+            <w:r/>
+            <w:r>
+              <w:rPr>
+                <w:rFonts w:ascii="Malgun Gothic" w:hAnsi="Malgun Gothic" w:eastAsia="Malgun Gothic"/>
+                <w:b w:val="0"/>
+                <w:sz w:val="18"/>
+              </w:rPr>
+              <w:t>260</w:t>
+            </w:r>
+          </w:p>
+        </w:tc>
+      </w:tr>
+      <w:tr>
+        <w:tc>
+          <w:tcPr>
+            <w:tcW w:type="dxa" w:w="4896"/>
+            <w:vAlign w:val="center"/>
+            <w:shd w:fill="E8EEDF"/>
+          </w:tcPr>
+          <w:p>
+            <w:pPr>
+              <w:spacing w:after="0" w:line="276" w:lineRule="auto"/>
+            </w:pPr>
+            <w:r/>
+            <w:r>
+              <w:rPr>
+                <w:rFonts w:ascii="Malgun Gothic" w:hAnsi="Malgun Gothic" w:eastAsia="Malgun Gothic"/>
+                <w:b/>
+                <w:sz w:val="18"/>
+              </w:rPr>
+              <w:t>FLAG</w:t>
+            </w:r>
+          </w:p>
+        </w:tc>
+        <w:tc>
+          <w:tcPr>
+            <w:tcW w:type="dxa" w:w="4896"/>
+            <w:vAlign w:val="center"/>
+          </w:tcPr>
+          <w:p>
+            <w:pPr>
+              <w:spacing w:after="0" w:line="276" w:lineRule="auto"/>
+            </w:pPr>
+            <w:r/>
+            <w:r>
+              <w:rPr>
+                <w:rFonts w:ascii="Malgun Gothic" w:hAnsi="Malgun Gothic" w:eastAsia="Malgun Gothic"/>
+                <w:b w:val="0"/>
+                <w:sz w:val="18"/>
+              </w:rPr>
+              <w:t>FLAG{idle_empire_client_trust_bypass}</w:t>
+            </w:r>
+          </w:p>
+        </w:tc>
+      </w:tr>
+    </w:tbl>
     <w:p>
+      <w:pPr>
+        <w:pStyle w:val="Heading2"/>
+      </w:pPr>
       <w:r>
-        <w:t>문제 ID: idle-empire / 분류: Client Trust / 난이도: 중급 / 전과: 260</w:t>
+        <w:t>목표</w:t>
       </w:r>
     </w:p>
     <w:p>
       <w:r>
-        <w:t>FLAG: FLAG{idle_empire_client_trust_bypass}</w:t>
-      </w:r>
-    </w:p>
-    <w:p>
-      <w:r>
-        <w:t>목표: 브라우저 저장소 또는 최종 보고 요청 값을 조작한다.</w:t>
+        <w:t>클라이언트 저장소 또는 최종 보고 요청 값을 조작한다.</w:t>
       </w:r>
     </w:p>
     <w:p>
@@ -1517,14 +2514,16 @@
     <w:p>
       <w:pPr>
         <w:pStyle w:val="ListNumber"/>
+        <w:spacing w:after="120" w:line="300" w:lineRule="auto"/>
       </w:pPr>
       <w:r>
-        <w:t>localStorage의 idleEmpireSave를 확인한다.</w:t>
+        <w:t>localStorage에서 idleEmpireSave 값을 확인한다.</w:t>
       </w:r>
     </w:p>
     <w:p>
       <w:pPr>
         <w:pStyle w:val="ListNumber"/>
+        <w:spacing w:after="120" w:line="300" w:lineRule="auto"/>
       </w:pPr>
       <w:r>
         <w:t>totalEarned가 목표 달성 판단에 쓰이는지 본다.</w:t>
@@ -1533,9 +2532,19 @@
     <w:p>
       <w:pPr>
         <w:pStyle w:val="ListNumber"/>
+        <w:spacing w:after="120" w:line="300" w:lineRule="auto"/>
       </w:pPr>
       <w:r>
-        <w:t>totalEarned를 100000000 이상으로 바꾸고 claim 흐름을 실행한다.</w:t>
+        <w:t>totalEarned를 100000000 이상으로 바꾼다.</w:t>
+      </w:r>
+    </w:p>
+    <w:p>
+      <w:pPr>
+        <w:pStyle w:val="ListNumber"/>
+        <w:spacing w:after="120" w:line="300" w:lineRule="auto"/>
+      </w:pPr>
+      <w:r>
+        <w:t>claim 요청 후 FLAG를 확인한다.</w:t>
       </w:r>
     </w:p>
     <w:p>
@@ -1548,14 +2557,14 @@
     </w:p>
     <w:p>
       <w:pPr>
-        <w:spacing w:before="40" w:after="140"/>
-        <w:ind w:left="230"/>
+        <w:spacing w:before="80" w:after="200" w:line="276" w:lineRule="auto"/>
+        <w:ind w:left="216"/>
       </w:pPr>
       <w:r>
         <w:rPr>
           <w:rFonts w:ascii="Consolas" w:hAnsi="Consolas" w:eastAsia="Malgun Gothic"/>
-          <w:color w:val="24341E"/>
-          <w:sz w:val="17"/>
+          <w:color w:val="212D18"/>
+          <w:sz w:val="18"/>
         </w:rPr>
         <w:t>localStorage.setItem('idleEmpireSave', JSON.stringify({coins:100000000,totalEarned:100000000,playTime:0,levels:{}}))</w:t>
       </w:r>
@@ -1570,8 +2579,18 @@
     </w:p>
     <w:p>
       <w:r>
-        <w:t>중요한 검증을 클라이언트 값에 맡긴 것이 핵심 취약점이다.</w:t>
+        <w:t>중요한 검증을 클라이언트 값에 맡기면 사용자가 결과를 바꿀 수 있다.</w:t>
       </w:r>
+    </w:p>
+    <w:p>
+      <w:pPr>
+        <w:sectPr>
+          <w:pgSz w:w="12240" w:h="15840"/>
+          <w:pgMar w:top="1080" w:right="1224" w:bottom="1080" w:left="1224" w:header="720" w:footer="720" w:gutter="0"/>
+          <w:cols w:space="720"/>
+          <w:docGrid w:linePitch="360"/>
+        </w:sectPr>
+      </w:pPr>
     </w:p>
     <w:p>
       <w:pPr>
@@ -1581,19 +2600,201 @@
         <w:t>5. 작전 보고서 열람소</w:t>
       </w:r>
     </w:p>
+    <w:tbl>
+      <w:tblPr>
+        <w:tblStyle w:val="TableGrid"/>
+        <w:tblW w:type="auto" w:w="0"/>
+        <w:jc w:val="center"/>
+        <w:tblLook w:firstColumn="1" w:firstRow="1" w:lastColumn="0" w:lastRow="0" w:noHBand="0" w:noVBand="1" w:val="04A0"/>
+      </w:tblPr>
+      <w:tblGrid>
+        <w:gridCol w:w="4896"/>
+        <w:gridCol w:w="4896"/>
+      </w:tblGrid>
+      <w:tr>
+        <w:tc>
+          <w:tcPr>
+            <w:tcW w:type="dxa" w:w="4896"/>
+            <w:vAlign w:val="center"/>
+            <w:shd w:fill="E8EEDF"/>
+          </w:tcPr>
+          <w:p>
+            <w:pPr>
+              <w:spacing w:after="0" w:line="276" w:lineRule="auto"/>
+            </w:pPr>
+            <w:r/>
+            <w:r>
+              <w:rPr>
+                <w:rFonts w:ascii="Malgun Gothic" w:hAnsi="Malgun Gothic" w:eastAsia="Malgun Gothic"/>
+                <w:b/>
+                <w:sz w:val="18"/>
+              </w:rPr>
+              <w:t>문제 ID</w:t>
+            </w:r>
+          </w:p>
+        </w:tc>
+        <w:tc>
+          <w:tcPr>
+            <w:tcW w:type="dxa" w:w="4896"/>
+            <w:vAlign w:val="center"/>
+          </w:tcPr>
+          <w:p>
+            <w:pPr>
+              <w:spacing w:after="0" w:line="276" w:lineRule="auto"/>
+            </w:pPr>
+            <w:r/>
+            <w:r>
+              <w:rPr>
+                <w:rFonts w:ascii="Malgun Gothic" w:hAnsi="Malgun Gothic" w:eastAsia="Malgun Gothic"/>
+                <w:b w:val="0"/>
+                <w:sz w:val="18"/>
+              </w:rPr>
+              <w:t>mission-report</w:t>
+            </w:r>
+          </w:p>
+        </w:tc>
+      </w:tr>
+      <w:tr>
+        <w:tc>
+          <w:tcPr>
+            <w:tcW w:type="dxa" w:w="4896"/>
+            <w:vAlign w:val="center"/>
+            <w:shd w:fill="E8EEDF"/>
+          </w:tcPr>
+          <w:p>
+            <w:pPr>
+              <w:spacing w:after="0" w:line="276" w:lineRule="auto"/>
+            </w:pPr>
+            <w:r/>
+            <w:r>
+              <w:rPr>
+                <w:rFonts w:ascii="Malgun Gothic" w:hAnsi="Malgun Gothic" w:eastAsia="Malgun Gothic"/>
+                <w:b/>
+                <w:sz w:val="18"/>
+              </w:rPr>
+              <w:t>분류 / 난이도</w:t>
+            </w:r>
+          </w:p>
+        </w:tc>
+        <w:tc>
+          <w:tcPr>
+            <w:tcW w:type="dxa" w:w="4896"/>
+            <w:vAlign w:val="center"/>
+          </w:tcPr>
+          <w:p>
+            <w:pPr>
+              <w:spacing w:after="0" w:line="276" w:lineRule="auto"/>
+            </w:pPr>
+            <w:r/>
+            <w:r>
+              <w:rPr>
+                <w:rFonts w:ascii="Malgun Gothic" w:hAnsi="Malgun Gothic" w:eastAsia="Malgun Gothic"/>
+                <w:b w:val="0"/>
+                <w:sz w:val="18"/>
+              </w:rPr>
+              <w:t>IDOR / 중급</w:t>
+            </w:r>
+          </w:p>
+        </w:tc>
+      </w:tr>
+      <w:tr>
+        <w:tc>
+          <w:tcPr>
+            <w:tcW w:type="dxa" w:w="4896"/>
+            <w:vAlign w:val="center"/>
+            <w:shd w:fill="E8EEDF"/>
+          </w:tcPr>
+          <w:p>
+            <w:pPr>
+              <w:spacing w:after="0" w:line="276" w:lineRule="auto"/>
+            </w:pPr>
+            <w:r/>
+            <w:r>
+              <w:rPr>
+                <w:rFonts w:ascii="Malgun Gothic" w:hAnsi="Malgun Gothic" w:eastAsia="Malgun Gothic"/>
+                <w:b/>
+                <w:sz w:val="18"/>
+              </w:rPr>
+              <w:t>전과</w:t>
+            </w:r>
+          </w:p>
+        </w:tc>
+        <w:tc>
+          <w:tcPr>
+            <w:tcW w:type="dxa" w:w="4896"/>
+            <w:vAlign w:val="center"/>
+          </w:tcPr>
+          <w:p>
+            <w:pPr>
+              <w:spacing w:after="0" w:line="276" w:lineRule="auto"/>
+            </w:pPr>
+            <w:r/>
+            <w:r>
+              <w:rPr>
+                <w:rFonts w:ascii="Malgun Gothic" w:hAnsi="Malgun Gothic" w:eastAsia="Malgun Gothic"/>
+                <w:b w:val="0"/>
+                <w:sz w:val="18"/>
+              </w:rPr>
+              <w:t>280</w:t>
+            </w:r>
+          </w:p>
+        </w:tc>
+      </w:tr>
+      <w:tr>
+        <w:tc>
+          <w:tcPr>
+            <w:tcW w:type="dxa" w:w="4896"/>
+            <w:vAlign w:val="center"/>
+            <w:shd w:fill="E8EEDF"/>
+          </w:tcPr>
+          <w:p>
+            <w:pPr>
+              <w:spacing w:after="0" w:line="276" w:lineRule="auto"/>
+            </w:pPr>
+            <w:r/>
+            <w:r>
+              <w:rPr>
+                <w:rFonts w:ascii="Malgun Gothic" w:hAnsi="Malgun Gothic" w:eastAsia="Malgun Gothic"/>
+                <w:b/>
+                <w:sz w:val="18"/>
+              </w:rPr>
+              <w:t>FLAG</w:t>
+            </w:r>
+          </w:p>
+        </w:tc>
+        <w:tc>
+          <w:tcPr>
+            <w:tcW w:type="dxa" w:w="4896"/>
+            <w:vAlign w:val="center"/>
+          </w:tcPr>
+          <w:p>
+            <w:pPr>
+              <w:spacing w:after="0" w:line="276" w:lineRule="auto"/>
+            </w:pPr>
+            <w:r/>
+            <w:r>
+              <w:rPr>
+                <w:rFonts w:ascii="Malgun Gothic" w:hAnsi="Malgun Gothic" w:eastAsia="Malgun Gothic"/>
+                <w:b w:val="0"/>
+                <w:sz w:val="18"/>
+              </w:rPr>
+              <w:t>FLAG{cDgkb2FfdDE5MV9ycjQ}</w:t>
+            </w:r>
+          </w:p>
+        </w:tc>
+      </w:tr>
+    </w:tbl>
     <w:p>
+      <w:pPr>
+        <w:pStyle w:val="Heading2"/>
+      </w:pPr>
       <w:r>
-        <w:t>문제 ID: mission-report / 분류: IDOR / 난이도: 중급 / 전과: 280</w:t>
+        <w:t>목표</w:t>
       </w:r>
     </w:p>
     <w:p>
       <w:r>
-        <w:t>FLAG: FLAG{cDgkb2FfdDE5MV9ycjQ}</w:t>
-      </w:r>
-    </w:p>
-    <w:p>
-      <w:r>
-        <w:t>목표: URL의 report 번호를 직접 바꿔 비공개 보고서를 연다.</w:t>
+        <w:t>보고서 번호를 직접 바꿔 비공개 보고서에 접근한다.</w:t>
       </w:r>
     </w:p>
     <w:p>
@@ -1607,25 +2808,37 @@
     <w:p>
       <w:pPr>
         <w:pStyle w:val="ListNumber"/>
+        <w:spacing w:after="120" w:line="300" w:lineRule="auto"/>
       </w:pPr>
       <w:r>
-        <w:t>목록 링크 클릭 후 report 파라미터를 확인한다.</w:t>
+        <w:t>공개 보고서 목록을 클릭하고 URL의 report 값을 확인한다.</w:t>
       </w:r>
     </w:p>
     <w:p>
       <w:pPr>
         <w:pStyle w:val="ListNumber"/>
+        <w:spacing w:after="120" w:line="300" w:lineRule="auto"/>
       </w:pPr>
       <w:r>
-        <w:t>1004~1007 더미 보고서를 보며 번호 기반 접근임을 파악한다.</w:t>
+        <w:t>목록에는 1001~1003만 보이지만 서버가 번호를 직접 받는지 확인한다.</w:t>
       </w:r>
     </w:p>
     <w:p>
       <w:pPr>
         <w:pStyle w:val="ListNumber"/>
+        <w:spacing w:after="120" w:line="300" w:lineRule="auto"/>
       </w:pPr>
       <w:r>
-        <w:t>report=1008로 접근해 비문 보고서와 FLAG를 확인한다.</w:t>
+        <w:t>1004~1007 더미 보고서로 번호 기반 구조를 파악한다.</w:t>
+      </w:r>
+    </w:p>
+    <w:p>
+      <w:pPr>
+        <w:pStyle w:val="ListNumber"/>
+        <w:spacing w:after="120" w:line="300" w:lineRule="auto"/>
+      </w:pPr>
+      <w:r>
+        <w:t>report=1008에 접근해 비문 보고서의 FLAG를 확인한다.</w:t>
       </w:r>
     </w:p>
     <w:p>
@@ -1638,14 +2851,14 @@
     </w:p>
     <w:p>
       <w:pPr>
-        <w:spacing w:before="40" w:after="140"/>
-        <w:ind w:left="230"/>
+        <w:spacing w:before="80" w:after="200" w:line="276" w:lineRule="auto"/>
+        <w:ind w:left="216"/>
       </w:pPr>
       <w:r>
         <w:rPr>
           <w:rFonts w:ascii="Consolas" w:hAnsi="Consolas" w:eastAsia="Malgun Gothic"/>
-          <w:color w:val="24341E"/>
-          <w:sz w:val="17"/>
+          <w:color w:val="212D18"/>
+          <w:sz w:val="18"/>
         </w:rPr>
         <w:t>http://100.83.178.9/challenges/mission-report.php?report=1008</w:t>
       </w:r>
@@ -1660,8 +2873,18 @@
     </w:p>
     <w:p>
       <w:r>
-        <w:t>객체 ID를 바꿨을 때 권한 검사가 없으면 다른 객체에 접근할 수 있다.</w:t>
+        <w:t>객체 ID만 바꿨을 때 권한 검사가 없으면 다른 객체에 접근할 수 있다.</w:t>
       </w:r>
+    </w:p>
+    <w:p>
+      <w:pPr>
+        <w:sectPr>
+          <w:pgSz w:w="12240" w:h="15840"/>
+          <w:pgMar w:top="1080" w:right="1224" w:bottom="1080" w:left="1224" w:header="720" w:footer="720" w:gutter="0"/>
+          <w:cols w:space="720"/>
+          <w:docGrid w:linePitch="360"/>
+        </w:sectPr>
+      </w:pPr>
     </w:p>
     <w:p>
       <w:pPr>
@@ -1671,19 +2894,201 @@
         <w:t>6. 비문 공지 검색소</w:t>
       </w:r>
     </w:p>
+    <w:tbl>
+      <w:tblPr>
+        <w:tblStyle w:val="TableGrid"/>
+        <w:tblW w:type="auto" w:w="0"/>
+        <w:jc w:val="center"/>
+        <w:tblLook w:firstColumn="1" w:firstRow="1" w:lastColumn="0" w:lastRow="0" w:noHBand="0" w:noVBand="1" w:val="04A0"/>
+      </w:tblPr>
+      <w:tblGrid>
+        <w:gridCol w:w="4896"/>
+        <w:gridCol w:w="4896"/>
+      </w:tblGrid>
+      <w:tr>
+        <w:tc>
+          <w:tcPr>
+            <w:tcW w:type="dxa" w:w="4896"/>
+            <w:vAlign w:val="center"/>
+            <w:shd w:fill="E8EEDF"/>
+          </w:tcPr>
+          <w:p>
+            <w:pPr>
+              <w:spacing w:after="0" w:line="276" w:lineRule="auto"/>
+            </w:pPr>
+            <w:r/>
+            <w:r>
+              <w:rPr>
+                <w:rFonts w:ascii="Malgun Gothic" w:hAnsi="Malgun Gothic" w:eastAsia="Malgun Gothic"/>
+                <w:b/>
+                <w:sz w:val="18"/>
+              </w:rPr>
+              <w:t>문제 ID</w:t>
+            </w:r>
+          </w:p>
+        </w:tc>
+        <w:tc>
+          <w:tcPr>
+            <w:tcW w:type="dxa" w:w="4896"/>
+            <w:vAlign w:val="center"/>
+          </w:tcPr>
+          <w:p>
+            <w:pPr>
+              <w:spacing w:after="0" w:line="276" w:lineRule="auto"/>
+            </w:pPr>
+            <w:r/>
+            <w:r>
+              <w:rPr>
+                <w:rFonts w:ascii="Malgun Gothic" w:hAnsi="Malgun Gothic" w:eastAsia="Malgun Gothic"/>
+                <w:b w:val="0"/>
+                <w:sz w:val="18"/>
+              </w:rPr>
+              <w:t>blind-notice</w:t>
+            </w:r>
+          </w:p>
+        </w:tc>
+      </w:tr>
+      <w:tr>
+        <w:tc>
+          <w:tcPr>
+            <w:tcW w:type="dxa" w:w="4896"/>
+            <w:vAlign w:val="center"/>
+            <w:shd w:fill="E8EEDF"/>
+          </w:tcPr>
+          <w:p>
+            <w:pPr>
+              <w:spacing w:after="0" w:line="276" w:lineRule="auto"/>
+            </w:pPr>
+            <w:r/>
+            <w:r>
+              <w:rPr>
+                <w:rFonts w:ascii="Malgun Gothic" w:hAnsi="Malgun Gothic" w:eastAsia="Malgun Gothic"/>
+                <w:b/>
+                <w:sz w:val="18"/>
+              </w:rPr>
+              <w:t>분류 / 난이도</w:t>
+            </w:r>
+          </w:p>
+        </w:tc>
+        <w:tc>
+          <w:tcPr>
+            <w:tcW w:type="dxa" w:w="4896"/>
+            <w:vAlign w:val="center"/>
+          </w:tcPr>
+          <w:p>
+            <w:pPr>
+              <w:spacing w:after="0" w:line="276" w:lineRule="auto"/>
+            </w:pPr>
+            <w:r/>
+            <w:r>
+              <w:rPr>
+                <w:rFonts w:ascii="Malgun Gothic" w:hAnsi="Malgun Gothic" w:eastAsia="Malgun Gothic"/>
+                <w:b w:val="0"/>
+                <w:sz w:val="18"/>
+              </w:rPr>
+              <w:t>Boolean Blind SQL Injection / 중상급</w:t>
+            </w:r>
+          </w:p>
+        </w:tc>
+      </w:tr>
+      <w:tr>
+        <w:tc>
+          <w:tcPr>
+            <w:tcW w:type="dxa" w:w="4896"/>
+            <w:vAlign w:val="center"/>
+            <w:shd w:fill="E8EEDF"/>
+          </w:tcPr>
+          <w:p>
+            <w:pPr>
+              <w:spacing w:after="0" w:line="276" w:lineRule="auto"/>
+            </w:pPr>
+            <w:r/>
+            <w:r>
+              <w:rPr>
+                <w:rFonts w:ascii="Malgun Gothic" w:hAnsi="Malgun Gothic" w:eastAsia="Malgun Gothic"/>
+                <w:b/>
+                <w:sz w:val="18"/>
+              </w:rPr>
+              <w:t>전과</w:t>
+            </w:r>
+          </w:p>
+        </w:tc>
+        <w:tc>
+          <w:tcPr>
+            <w:tcW w:type="dxa" w:w="4896"/>
+            <w:vAlign w:val="center"/>
+          </w:tcPr>
+          <w:p>
+            <w:pPr>
+              <w:spacing w:after="0" w:line="276" w:lineRule="auto"/>
+            </w:pPr>
+            <w:r/>
+            <w:r>
+              <w:rPr>
+                <w:rFonts w:ascii="Malgun Gothic" w:hAnsi="Malgun Gothic" w:eastAsia="Malgun Gothic"/>
+                <w:b w:val="0"/>
+                <w:sz w:val="18"/>
+              </w:rPr>
+              <w:t>340</w:t>
+            </w:r>
+          </w:p>
+        </w:tc>
+      </w:tr>
+      <w:tr>
+        <w:tc>
+          <w:tcPr>
+            <w:tcW w:type="dxa" w:w="4896"/>
+            <w:vAlign w:val="center"/>
+            <w:shd w:fill="E8EEDF"/>
+          </w:tcPr>
+          <w:p>
+            <w:pPr>
+              <w:spacing w:after="0" w:line="276" w:lineRule="auto"/>
+            </w:pPr>
+            <w:r/>
+            <w:r>
+              <w:rPr>
+                <w:rFonts w:ascii="Malgun Gothic" w:hAnsi="Malgun Gothic" w:eastAsia="Malgun Gothic"/>
+                <w:b/>
+                <w:sz w:val="18"/>
+              </w:rPr>
+              <w:t>FLAG</w:t>
+            </w:r>
+          </w:p>
+        </w:tc>
+        <w:tc>
+          <w:tcPr>
+            <w:tcW w:type="dxa" w:w="4896"/>
+            <w:vAlign w:val="center"/>
+          </w:tcPr>
+          <w:p>
+            <w:pPr>
+              <w:spacing w:after="0" w:line="276" w:lineRule="auto"/>
+            </w:pPr>
+            <w:r/>
+            <w:r>
+              <w:rPr>
+                <w:rFonts w:ascii="Malgun Gothic" w:hAnsi="Malgun Gothic" w:eastAsia="Malgun Gothic"/>
+                <w:b w:val="0"/>
+                <w:sz w:val="18"/>
+              </w:rPr>
+              <w:t>FLAG{boolean_blind_notice_42c7}</w:t>
+            </w:r>
+          </w:p>
+        </w:tc>
+      </w:tr>
+    </w:tbl>
     <w:p>
+      <w:pPr>
+        <w:pStyle w:val="Heading2"/>
+      </w:pPr>
       <w:r>
-        <w:t>문제 ID: blind-notice / 분류: Boolean Blind SQL Injection / 난이도: 중상급 / 전과: 340</w:t>
+        <w:t>목표</w:t>
       </w:r>
     </w:p>
     <w:p>
       <w:r>
-        <w:t>FLAG: FLAG{boolean_blind_notice_42c7}</w:t>
-      </w:r>
-    </w:p>
-    <w:p>
-      <w:r>
-        <w:t>목표: 검색 결과 존재 여부만으로 FLAG를 한 글자씩 추출한다.</w:t>
+        <w:t>검색 결과 존재 여부만으로 FLAG를 한 글자씩 추출한다.</w:t>
       </w:r>
     </w:p>
     <w:p>
@@ -1697,6 +3102,7 @@
     <w:p>
       <w:pPr>
         <w:pStyle w:val="ListNumber"/>
+        <w:spacing w:after="120" w:line="300" w:lineRule="auto"/>
       </w:pPr>
       <w:r>
         <w:t>따옴표를 닫고 OR 조건을 붙여 참/거짓 반응 차이를 만든다.</w:t>
@@ -1705,17 +3111,28 @@
     <w:p>
       <w:pPr>
         <w:pStyle w:val="ListNumber"/>
+        <w:spacing w:after="120" w:line="300" w:lineRule="auto"/>
       </w:pPr>
       <w:r>
-        <w:t>SUBSTR(body,위치,1) 조건으로 FLAG의 각 문자를 비교한다.</w:t>
+        <w:t>SUBSTR(body,위치,1) 조건으로 문자를 하나씩 비교한다.</w:t>
       </w:r>
     </w:p>
     <w:p>
       <w:pPr>
         <w:pStyle w:val="ListNumber"/>
+        <w:spacing w:after="120" w:line="300" w:lineRule="auto"/>
       </w:pPr>
       <w:r>
-        <w:t>반복 요청이 많으므로 작은 스크립트로 자동화한다.</w:t>
+        <w:t>응답 문구가 “조건에 맞는 공지가 존재합니다.”인지 확인한다.</w:t>
+      </w:r>
+    </w:p>
+    <w:p>
+      <w:pPr>
+        <w:pStyle w:val="ListNumber"/>
+        <w:spacing w:after="120" w:line="300" w:lineRule="auto"/>
+      </w:pPr>
+      <w:r>
+        <w:t>반복 요청이 많으므로 스크립트로 자동화한다.</w:t>
       </w:r>
     </w:p>
     <w:p>
@@ -1728,14 +3145,14 @@
     </w:p>
     <w:p>
       <w:pPr>
-        <w:spacing w:before="40" w:after="140"/>
-        <w:ind w:left="230"/>
+        <w:spacing w:before="80" w:after="200" w:line="276" w:lineRule="auto"/>
+        <w:ind w:left="216"/>
       </w:pPr>
       <w:r>
         <w:rPr>
           <w:rFonts w:ascii="Consolas" w:hAnsi="Consolas" w:eastAsia="Malgun Gothic"/>
-          <w:color w:val="24341E"/>
-          <w:sz w:val="17"/>
+          <w:color w:val="212D18"/>
+          <w:sz w:val="18"/>
         </w:rPr>
         <w:t xml:space="preserve">%' OR SUBSTR(body,1,5)='FLAG{' -- </w:t>
       </w:r>
@@ -1750,8 +3167,18 @@
     </w:p>
     <w:p>
       <w:r>
-        <w:t>화면에 데이터가 직접 출력되지 않아도 Boolean 반응만 있으면 추출 가능하다.</w:t>
+        <w:t>데이터가 출력되지 않아도 Boolean 반응만 있으면 추출 가능하다.</w:t>
       </w:r>
+    </w:p>
+    <w:p>
+      <w:pPr>
+        <w:sectPr>
+          <w:pgSz w:w="12240" w:h="15840"/>
+          <w:pgMar w:top="1080" w:right="1224" w:bottom="1080" w:left="1224" w:header="720" w:footer="720" w:gutter="0"/>
+          <w:cols w:space="720"/>
+          <w:docGrid w:linePitch="360"/>
+        </w:sectPr>
+      </w:pPr>
     </w:p>
     <w:p>
       <w:pPr>
@@ -1761,19 +3188,201 @@
         <w:t>7. 네트워크 진단</w:t>
       </w:r>
     </w:p>
+    <w:tbl>
+      <w:tblPr>
+        <w:tblStyle w:val="TableGrid"/>
+        <w:tblW w:type="auto" w:w="0"/>
+        <w:jc w:val="center"/>
+        <w:tblLook w:firstColumn="1" w:firstRow="1" w:lastColumn="0" w:lastRow="0" w:noHBand="0" w:noVBand="1" w:val="04A0"/>
+      </w:tblPr>
+      <w:tblGrid>
+        <w:gridCol w:w="4896"/>
+        <w:gridCol w:w="4896"/>
+      </w:tblGrid>
+      <w:tr>
+        <w:tc>
+          <w:tcPr>
+            <w:tcW w:type="dxa" w:w="4896"/>
+            <w:vAlign w:val="center"/>
+            <w:shd w:fill="E8EEDF"/>
+          </w:tcPr>
+          <w:p>
+            <w:pPr>
+              <w:spacing w:after="0" w:line="276" w:lineRule="auto"/>
+            </w:pPr>
+            <w:r/>
+            <w:r>
+              <w:rPr>
+                <w:rFonts w:ascii="Malgun Gothic" w:hAnsi="Malgun Gothic" w:eastAsia="Malgun Gothic"/>
+                <w:b/>
+                <w:sz w:val="18"/>
+              </w:rPr>
+              <w:t>문제 ID</w:t>
+            </w:r>
+          </w:p>
+        </w:tc>
+        <w:tc>
+          <w:tcPr>
+            <w:tcW w:type="dxa" w:w="4896"/>
+            <w:vAlign w:val="center"/>
+          </w:tcPr>
+          <w:p>
+            <w:pPr>
+              <w:spacing w:after="0" w:line="276" w:lineRule="auto"/>
+            </w:pPr>
+            <w:r/>
+            <w:r>
+              <w:rPr>
+                <w:rFonts w:ascii="Malgun Gothic" w:hAnsi="Malgun Gothic" w:eastAsia="Malgun Gothic"/>
+                <w:b w:val="0"/>
+                <w:sz w:val="18"/>
+              </w:rPr>
+              <w:t>net-diagnostics</w:t>
+            </w:r>
+          </w:p>
+        </w:tc>
+      </w:tr>
+      <w:tr>
+        <w:tc>
+          <w:tcPr>
+            <w:tcW w:type="dxa" w:w="4896"/>
+            <w:vAlign w:val="center"/>
+            <w:shd w:fill="E8EEDF"/>
+          </w:tcPr>
+          <w:p>
+            <w:pPr>
+              <w:spacing w:after="0" w:line="276" w:lineRule="auto"/>
+            </w:pPr>
+            <w:r/>
+            <w:r>
+              <w:rPr>
+                <w:rFonts w:ascii="Malgun Gothic" w:hAnsi="Malgun Gothic" w:eastAsia="Malgun Gothic"/>
+                <w:b/>
+                <w:sz w:val="18"/>
+              </w:rPr>
+              <w:t>분류 / 난이도</w:t>
+            </w:r>
+          </w:p>
+        </w:tc>
+        <w:tc>
+          <w:tcPr>
+            <w:tcW w:type="dxa" w:w="4896"/>
+            <w:vAlign w:val="center"/>
+          </w:tcPr>
+          <w:p>
+            <w:pPr>
+              <w:spacing w:after="0" w:line="276" w:lineRule="auto"/>
+            </w:pPr>
+            <w:r/>
+            <w:r>
+              <w:rPr>
+                <w:rFonts w:ascii="Malgun Gothic" w:hAnsi="Malgun Gothic" w:eastAsia="Malgun Gothic"/>
+                <w:b w:val="0"/>
+                <w:sz w:val="18"/>
+              </w:rPr>
+              <w:t>Command Injection / 중상급</w:t>
+            </w:r>
+          </w:p>
+        </w:tc>
+      </w:tr>
+      <w:tr>
+        <w:tc>
+          <w:tcPr>
+            <w:tcW w:type="dxa" w:w="4896"/>
+            <w:vAlign w:val="center"/>
+            <w:shd w:fill="E8EEDF"/>
+          </w:tcPr>
+          <w:p>
+            <w:pPr>
+              <w:spacing w:after="0" w:line="276" w:lineRule="auto"/>
+            </w:pPr>
+            <w:r/>
+            <w:r>
+              <w:rPr>
+                <w:rFonts w:ascii="Malgun Gothic" w:hAnsi="Malgun Gothic" w:eastAsia="Malgun Gothic"/>
+                <w:b/>
+                <w:sz w:val="18"/>
+              </w:rPr>
+              <w:t>전과</w:t>
+            </w:r>
+          </w:p>
+        </w:tc>
+        <w:tc>
+          <w:tcPr>
+            <w:tcW w:type="dxa" w:w="4896"/>
+            <w:vAlign w:val="center"/>
+          </w:tcPr>
+          <w:p>
+            <w:pPr>
+              <w:spacing w:after="0" w:line="276" w:lineRule="auto"/>
+            </w:pPr>
+            <w:r/>
+            <w:r>
+              <w:rPr>
+                <w:rFonts w:ascii="Malgun Gothic" w:hAnsi="Malgun Gothic" w:eastAsia="Malgun Gothic"/>
+                <w:b w:val="0"/>
+                <w:sz w:val="18"/>
+              </w:rPr>
+              <w:t>350</w:t>
+            </w:r>
+          </w:p>
+        </w:tc>
+      </w:tr>
+      <w:tr>
+        <w:tc>
+          <w:tcPr>
+            <w:tcW w:type="dxa" w:w="4896"/>
+            <w:vAlign w:val="center"/>
+            <w:shd w:fill="E8EEDF"/>
+          </w:tcPr>
+          <w:p>
+            <w:pPr>
+              <w:spacing w:after="0" w:line="276" w:lineRule="auto"/>
+            </w:pPr>
+            <w:r/>
+            <w:r>
+              <w:rPr>
+                <w:rFonts w:ascii="Malgun Gothic" w:hAnsi="Malgun Gothic" w:eastAsia="Malgun Gothic"/>
+                <w:b/>
+                <w:sz w:val="18"/>
+              </w:rPr>
+              <w:t>FLAG</w:t>
+            </w:r>
+          </w:p>
+        </w:tc>
+        <w:tc>
+          <w:tcPr>
+            <w:tcW w:type="dxa" w:w="4896"/>
+            <w:vAlign w:val="center"/>
+          </w:tcPr>
+          <w:p>
+            <w:pPr>
+              <w:spacing w:after="0" w:line="276" w:lineRule="auto"/>
+            </w:pPr>
+            <w:r/>
+            <w:r>
+              <w:rPr>
+                <w:rFonts w:ascii="Malgun Gothic" w:hAnsi="Malgun Gothic" w:eastAsia="Malgun Gothic"/>
+                <w:b w:val="0"/>
+                <w:sz w:val="18"/>
+              </w:rPr>
+              <w:t>FLAG{ops_ping_command_injection}</w:t>
+            </w:r>
+          </w:p>
+        </w:tc>
+      </w:tr>
+    </w:tbl>
     <w:p>
+      <w:pPr>
+        <w:pStyle w:val="Heading2"/>
+      </w:pPr>
       <w:r>
-        <w:t>문제 ID: net-diagnostics / 분류: Command Injection / 난이도: 중상급 / 전과: 350</w:t>
+        <w:t>목표</w:t>
       </w:r>
     </w:p>
     <w:p>
       <w:r>
-        <w:t>FLAG: FLAG{ops_ping_command_injection}</w:t>
-      </w:r>
-    </w:p>
-    <w:p>
-      <w:r>
-        <w:t>목표: ping 명령 뒤에 추가 명령을 붙여 플래그 파일을 출력한다.</w:t>
+        <w:t>ping 명령 뒤에 추가 명령을 이어 붙여 플래그 파일을 출력한다.</w:t>
       </w:r>
     </w:p>
     <w:p>
@@ -1787,25 +3396,37 @@
     <w:p>
       <w:pPr>
         <w:pStyle w:val="ListNumber"/>
+        <w:spacing w:after="120" w:line="300" w:lineRule="auto"/>
       </w:pPr>
       <w:r>
-        <w:t>정상 IP로 출력 형태를 확인한다.</w:t>
+        <w:t>정상 IP를 입력해 출력 형태를 확인한다.</w:t>
       </w:r>
     </w:p>
     <w:p>
       <w:pPr>
         <w:pStyle w:val="ListNumber"/>
+        <w:spacing w:after="120" w:line="300" w:lineRule="auto"/>
       </w:pPr>
       <w:r>
-        <w:t>; 또는 &amp;&amp;로 추가 명령을 이어 붙인다.</w:t>
+        <w:t>입력값이 ping 명령 뒤에 붙는 구조를 확인한다.</w:t>
       </w:r>
     </w:p>
     <w:p>
       <w:pPr>
         <w:pStyle w:val="ListNumber"/>
+        <w:spacing w:after="120" w:line="300" w:lineRule="auto"/>
       </w:pPr>
       <w:r>
-        <w:t>/tmp/est-net-diagnostics-flag.txt를 cat으로 출력한다.</w:t>
+        <w:t>; 또는 &amp;&amp; 뒤에 cat 명령을 붙인다.</w:t>
+      </w:r>
+    </w:p>
+    <w:p>
+      <w:pPr>
+        <w:pStyle w:val="ListNumber"/>
+        <w:spacing w:after="120" w:line="300" w:lineRule="auto"/>
+      </w:pPr>
+      <w:r>
+        <w:t>/tmp/est-net-diagnostics-flag.txt 내용을 출력한다.</w:t>
       </w:r>
     </w:p>
     <w:p>
@@ -1818,14 +3439,14 @@
     </w:p>
     <w:p>
       <w:pPr>
-        <w:spacing w:before="40" w:after="140"/>
-        <w:ind w:left="230"/>
+        <w:spacing w:before="80" w:after="200" w:line="276" w:lineRule="auto"/>
+        <w:ind w:left="216"/>
       </w:pPr>
       <w:r>
         <w:rPr>
           <w:rFonts w:ascii="Consolas" w:hAnsi="Consolas" w:eastAsia="Malgun Gothic"/>
-          <w:color w:val="24341E"/>
-          <w:sz w:val="17"/>
+          <w:color w:val="212D18"/>
+          <w:sz w:val="18"/>
         </w:rPr>
         <w:t>127.0.0.1; cat /tmp/est-net-diagnostics-flag.txt</w:t>
       </w:r>
@@ -1845,25 +3466,217 @@
     </w:p>
     <w:p>
       <w:pPr>
+        <w:sectPr>
+          <w:pgSz w:w="12240" w:h="15840"/>
+          <w:pgMar w:top="1080" w:right="1224" w:bottom="1080" w:left="1224" w:header="720" w:footer="720" w:gutter="0"/>
+          <w:cols w:space="720"/>
+          <w:docGrid w:linePitch="360"/>
+        </w:sectPr>
+      </w:pPr>
+    </w:p>
+    <w:p>
+      <w:pPr>
         <w:pStyle w:val="Heading1"/>
       </w:pPr>
       <w:r>
         <w:t>8. 내부 보급망 점검기</w:t>
       </w:r>
     </w:p>
+    <w:tbl>
+      <w:tblPr>
+        <w:tblStyle w:val="TableGrid"/>
+        <w:tblW w:type="auto" w:w="0"/>
+        <w:jc w:val="center"/>
+        <w:tblLook w:firstColumn="1" w:firstRow="1" w:lastColumn="0" w:lastRow="0" w:noHBand="0" w:noVBand="1" w:val="04A0"/>
+      </w:tblPr>
+      <w:tblGrid>
+        <w:gridCol w:w="4896"/>
+        <w:gridCol w:w="4896"/>
+      </w:tblGrid>
+      <w:tr>
+        <w:tc>
+          <w:tcPr>
+            <w:tcW w:type="dxa" w:w="4896"/>
+            <w:vAlign w:val="center"/>
+            <w:shd w:fill="E8EEDF"/>
+          </w:tcPr>
+          <w:p>
+            <w:pPr>
+              <w:spacing w:after="0" w:line="276" w:lineRule="auto"/>
+            </w:pPr>
+            <w:r/>
+            <w:r>
+              <w:rPr>
+                <w:rFonts w:ascii="Malgun Gothic" w:hAnsi="Malgun Gothic" w:eastAsia="Malgun Gothic"/>
+                <w:b/>
+                <w:sz w:val="18"/>
+              </w:rPr>
+              <w:t>문제 ID</w:t>
+            </w:r>
+          </w:p>
+        </w:tc>
+        <w:tc>
+          <w:tcPr>
+            <w:tcW w:type="dxa" w:w="4896"/>
+            <w:vAlign w:val="center"/>
+          </w:tcPr>
+          <w:p>
+            <w:pPr>
+              <w:spacing w:after="0" w:line="276" w:lineRule="auto"/>
+            </w:pPr>
+            <w:r/>
+            <w:r>
+              <w:rPr>
+                <w:rFonts w:ascii="Malgun Gothic" w:hAnsi="Malgun Gothic" w:eastAsia="Malgun Gothic"/>
+                <w:b w:val="0"/>
+                <w:sz w:val="18"/>
+              </w:rPr>
+              <w:t>internal-supply</w:t>
+            </w:r>
+          </w:p>
+        </w:tc>
+      </w:tr>
+      <w:tr>
+        <w:tc>
+          <w:tcPr>
+            <w:tcW w:type="dxa" w:w="4896"/>
+            <w:vAlign w:val="center"/>
+            <w:shd w:fill="E8EEDF"/>
+          </w:tcPr>
+          <w:p>
+            <w:pPr>
+              <w:spacing w:after="0" w:line="276" w:lineRule="auto"/>
+            </w:pPr>
+            <w:r/>
+            <w:r>
+              <w:rPr>
+                <w:rFonts w:ascii="Malgun Gothic" w:hAnsi="Malgun Gothic" w:eastAsia="Malgun Gothic"/>
+                <w:b/>
+                <w:sz w:val="18"/>
+              </w:rPr>
+              <w:t>분류 / 난이도</w:t>
+            </w:r>
+          </w:p>
+        </w:tc>
+        <w:tc>
+          <w:tcPr>
+            <w:tcW w:type="dxa" w:w="4896"/>
+            <w:vAlign w:val="center"/>
+          </w:tcPr>
+          <w:p>
+            <w:pPr>
+              <w:spacing w:after="0" w:line="276" w:lineRule="auto"/>
+            </w:pPr>
+            <w:r/>
+            <w:r>
+              <w:rPr>
+                <w:rFonts w:ascii="Malgun Gothic" w:hAnsi="Malgun Gothic" w:eastAsia="Malgun Gothic"/>
+                <w:b w:val="0"/>
+                <w:sz w:val="18"/>
+              </w:rPr>
+              <w:t>SSRF / 중상급</w:t>
+            </w:r>
+          </w:p>
+        </w:tc>
+      </w:tr>
+      <w:tr>
+        <w:tc>
+          <w:tcPr>
+            <w:tcW w:type="dxa" w:w="4896"/>
+            <w:vAlign w:val="center"/>
+            <w:shd w:fill="E8EEDF"/>
+          </w:tcPr>
+          <w:p>
+            <w:pPr>
+              <w:spacing w:after="0" w:line="276" w:lineRule="auto"/>
+            </w:pPr>
+            <w:r/>
+            <w:r>
+              <w:rPr>
+                <w:rFonts w:ascii="Malgun Gothic" w:hAnsi="Malgun Gothic" w:eastAsia="Malgun Gothic"/>
+                <w:b/>
+                <w:sz w:val="18"/>
+              </w:rPr>
+              <w:t>전과</w:t>
+            </w:r>
+          </w:p>
+        </w:tc>
+        <w:tc>
+          <w:tcPr>
+            <w:tcW w:type="dxa" w:w="4896"/>
+            <w:vAlign w:val="center"/>
+          </w:tcPr>
+          <w:p>
+            <w:pPr>
+              <w:spacing w:after="0" w:line="276" w:lineRule="auto"/>
+            </w:pPr>
+            <w:r/>
+            <w:r>
+              <w:rPr>
+                <w:rFonts w:ascii="Malgun Gothic" w:hAnsi="Malgun Gothic" w:eastAsia="Malgun Gothic"/>
+                <w:b w:val="0"/>
+                <w:sz w:val="18"/>
+              </w:rPr>
+              <w:t>375</w:t>
+            </w:r>
+          </w:p>
+        </w:tc>
+      </w:tr>
+      <w:tr>
+        <w:tc>
+          <w:tcPr>
+            <w:tcW w:type="dxa" w:w="4896"/>
+            <w:vAlign w:val="center"/>
+            <w:shd w:fill="E8EEDF"/>
+          </w:tcPr>
+          <w:p>
+            <w:pPr>
+              <w:spacing w:after="0" w:line="276" w:lineRule="auto"/>
+            </w:pPr>
+            <w:r/>
+            <w:r>
+              <w:rPr>
+                <w:rFonts w:ascii="Malgun Gothic" w:hAnsi="Malgun Gothic" w:eastAsia="Malgun Gothic"/>
+                <w:b/>
+                <w:sz w:val="18"/>
+              </w:rPr>
+              <w:t>FLAG</w:t>
+            </w:r>
+          </w:p>
+        </w:tc>
+        <w:tc>
+          <w:tcPr>
+            <w:tcW w:type="dxa" w:w="4896"/>
+            <w:vAlign w:val="center"/>
+          </w:tcPr>
+          <w:p>
+            <w:pPr>
+              <w:spacing w:after="0" w:line="276" w:lineRule="auto"/>
+            </w:pPr>
+            <w:r/>
+            <w:r>
+              <w:rPr>
+                <w:rFonts w:ascii="Malgun Gothic" w:hAnsi="Malgun Gothic" w:eastAsia="Malgun Gothic"/>
+                <w:b w:val="0"/>
+                <w:sz w:val="18"/>
+              </w:rPr>
+              <w:t>FLAG{ssrf_internal_supply_route}</w:t>
+            </w:r>
+          </w:p>
+        </w:tc>
+      </w:tr>
+    </w:tbl>
     <w:p>
+      <w:pPr>
+        <w:pStyle w:val="Heading2"/>
+      </w:pPr>
       <w:r>
-        <w:t>문제 ID: internal-supply / 분류: SSRF / 난이도: 중상급 / 전과: 375</w:t>
+        <w:t>목표</w:t>
       </w:r>
     </w:p>
     <w:p>
       <w:r>
-        <w:t>FLAG: FLAG{ssrf_internal_supply_route}</w:t>
-      </w:r>
-    </w:p>
-    <w:p>
-      <w:r>
-        <w:t>목표: 서버의 대리 조회 기능으로 내부 전용 경로에 접근한다.</w:t>
+        <w:t>서버의 대리 조회 기능으로 내부 전용 경로에 접근한다.</w:t>
       </w:r>
     </w:p>
     <w:p>
@@ -1877,14 +3690,16 @@
     <w:p>
       <w:pPr>
         <w:pStyle w:val="ListNumber"/>
+        <w:spacing w:after="120" w:line="300" w:lineRule="auto"/>
       </w:pPr>
       <w:r>
-        <w:t>브라우저 직접 접근이 막히는 것을 확인한다.</w:t>
+        <w:t>브라우저에서 직접 internal=flag 접근 시 막히는지 확인한다.</w:t>
       </w:r>
     </w:p>
     <w:p>
       <w:pPr>
         <w:pStyle w:val="ListNumber"/>
+        <w:spacing w:after="120" w:line="300" w:lineRule="auto"/>
       </w:pPr>
       <w:r>
         <w:t>URL 입력값을 서버가 대신 요청한다는 점을 이용한다.</w:t>
@@ -1893,9 +3708,19 @@
     <w:p>
       <w:pPr>
         <w:pStyle w:val="ListNumber"/>
+        <w:spacing w:after="120" w:line="300" w:lineRule="auto"/>
       </w:pPr>
       <w:r>
         <w:t>127.0.0.1 내부 경로를 대리 조회로 호출한다.</w:t>
+      </w:r>
+    </w:p>
+    <w:p>
+      <w:pPr>
+        <w:pStyle w:val="ListNumber"/>
+        <w:spacing w:after="120" w:line="300" w:lineRule="auto"/>
+      </w:pPr>
+      <w:r>
+        <w:t>서버 기준 localhost 요청이므로 내부 전용 FLAG가 출력된다.</w:t>
       </w:r>
     </w:p>
     <w:p>
@@ -1908,14 +3733,14 @@
     </w:p>
     <w:p>
       <w:pPr>
-        <w:spacing w:before="40" w:after="140"/>
-        <w:ind w:left="230"/>
+        <w:spacing w:before="80" w:after="200" w:line="276" w:lineRule="auto"/>
+        <w:ind w:left="216"/>
       </w:pPr>
       <w:r>
         <w:rPr>
           <w:rFonts w:ascii="Consolas" w:hAnsi="Consolas" w:eastAsia="Malgun Gothic"/>
-          <w:color w:val="24341E"/>
-          <w:sz w:val="17"/>
+          <w:color w:val="212D18"/>
+          <w:sz w:val="18"/>
         </w:rPr>
         <w:t>http://127.0.0.1/challenges/internal-supply.php?internal=flag</w:t>
       </w:r>
@@ -1930,8 +3755,18 @@
     </w:p>
     <w:p>
       <w:r>
-        <w:t>SSRF에서 127.0.0.1은 내 PC가 아니라 요청을 보내는 서버 자신이다.</w:t>
+        <w:t>SSRF에서 127.0.0.1은 사용자 PC가 아니라 요청을 보내는 서버 자신이다.</w:t>
       </w:r>
+    </w:p>
+    <w:p>
+      <w:pPr>
+        <w:sectPr>
+          <w:pgSz w:w="12240" w:h="15840"/>
+          <w:pgMar w:top="1080" w:right="1224" w:bottom="1080" w:left="1224" w:header="720" w:footer="720" w:gutter="0"/>
+          <w:cols w:space="720"/>
+          <w:docGrid w:linePitch="360"/>
+        </w:sectPr>
+      </w:pPr>
     </w:p>
     <w:p>
       <w:pPr>
@@ -1941,19 +3776,201 @@
         <w:t>9. 관리관 메모 연쇄</w:t>
       </w:r>
     </w:p>
+    <w:tbl>
+      <w:tblPr>
+        <w:tblStyle w:val="TableGrid"/>
+        <w:tblW w:type="auto" w:w="0"/>
+        <w:jc w:val="center"/>
+        <w:tblLook w:firstColumn="1" w:firstRow="1" w:lastColumn="0" w:lastRow="0" w:noHBand="0" w:noVBand="1" w:val="04A0"/>
+      </w:tblPr>
+      <w:tblGrid>
+        <w:gridCol w:w="4896"/>
+        <w:gridCol w:w="4896"/>
+      </w:tblGrid>
+      <w:tr>
+        <w:tc>
+          <w:tcPr>
+            <w:tcW w:type="dxa" w:w="4896"/>
+            <w:vAlign w:val="center"/>
+            <w:shd w:fill="E8EEDF"/>
+          </w:tcPr>
+          <w:p>
+            <w:pPr>
+              <w:spacing w:after="0" w:line="276" w:lineRule="auto"/>
+            </w:pPr>
+            <w:r/>
+            <w:r>
+              <w:rPr>
+                <w:rFonts w:ascii="Malgun Gothic" w:hAnsi="Malgun Gothic" w:eastAsia="Malgun Gothic"/>
+                <w:b/>
+                <w:sz w:val="18"/>
+              </w:rPr>
+              <w:t>문제 ID</w:t>
+            </w:r>
+          </w:p>
+        </w:tc>
+        <w:tc>
+          <w:tcPr>
+            <w:tcW w:type="dxa" w:w="4896"/>
+            <w:vAlign w:val="center"/>
+          </w:tcPr>
+          <w:p>
+            <w:pPr>
+              <w:spacing w:after="0" w:line="276" w:lineRule="auto"/>
+            </w:pPr>
+            <w:r/>
+            <w:r>
+              <w:rPr>
+                <w:rFonts w:ascii="Malgun Gothic" w:hAnsi="Malgun Gothic" w:eastAsia="Malgun Gothic"/>
+                <w:b w:val="0"/>
+                <w:sz w:val="18"/>
+              </w:rPr>
+              <w:t>admin-memo-chain</w:t>
+            </w:r>
+          </w:p>
+        </w:tc>
+      </w:tr>
+      <w:tr>
+        <w:tc>
+          <w:tcPr>
+            <w:tcW w:type="dxa" w:w="4896"/>
+            <w:vAlign w:val="center"/>
+            <w:shd w:fill="E8EEDF"/>
+          </w:tcPr>
+          <w:p>
+            <w:pPr>
+              <w:spacing w:after="0" w:line="276" w:lineRule="auto"/>
+            </w:pPr>
+            <w:r/>
+            <w:r>
+              <w:rPr>
+                <w:rFonts w:ascii="Malgun Gothic" w:hAnsi="Malgun Gothic" w:eastAsia="Malgun Gothic"/>
+                <w:b/>
+                <w:sz w:val="18"/>
+              </w:rPr>
+              <w:t>분류 / 난이도</w:t>
+            </w:r>
+          </w:p>
+        </w:tc>
+        <w:tc>
+          <w:tcPr>
+            <w:tcW w:type="dxa" w:w="4896"/>
+            <w:vAlign w:val="center"/>
+          </w:tcPr>
+          <w:p>
+            <w:pPr>
+              <w:spacing w:after="0" w:line="276" w:lineRule="auto"/>
+            </w:pPr>
+            <w:r/>
+            <w:r>
+              <w:rPr>
+                <w:rFonts w:ascii="Malgun Gothic" w:hAnsi="Malgun Gothic" w:eastAsia="Malgun Gothic"/>
+                <w:b w:val="0"/>
+                <w:sz w:val="18"/>
+              </w:rPr>
+              <w:t>Stored XSS / 고급</w:t>
+            </w:r>
+          </w:p>
+        </w:tc>
+      </w:tr>
+      <w:tr>
+        <w:tc>
+          <w:tcPr>
+            <w:tcW w:type="dxa" w:w="4896"/>
+            <w:vAlign w:val="center"/>
+            <w:shd w:fill="E8EEDF"/>
+          </w:tcPr>
+          <w:p>
+            <w:pPr>
+              <w:spacing w:after="0" w:line="276" w:lineRule="auto"/>
+            </w:pPr>
+            <w:r/>
+            <w:r>
+              <w:rPr>
+                <w:rFonts w:ascii="Malgun Gothic" w:hAnsi="Malgun Gothic" w:eastAsia="Malgun Gothic"/>
+                <w:b/>
+                <w:sz w:val="18"/>
+              </w:rPr>
+              <w:t>전과</w:t>
+            </w:r>
+          </w:p>
+        </w:tc>
+        <w:tc>
+          <w:tcPr>
+            <w:tcW w:type="dxa" w:w="4896"/>
+            <w:vAlign w:val="center"/>
+          </w:tcPr>
+          <w:p>
+            <w:pPr>
+              <w:spacing w:after="0" w:line="276" w:lineRule="auto"/>
+            </w:pPr>
+            <w:r/>
+            <w:r>
+              <w:rPr>
+                <w:rFonts w:ascii="Malgun Gothic" w:hAnsi="Malgun Gothic" w:eastAsia="Malgun Gothic"/>
+                <w:b w:val="0"/>
+                <w:sz w:val="18"/>
+              </w:rPr>
+              <w:t>400</w:t>
+            </w:r>
+          </w:p>
+        </w:tc>
+      </w:tr>
+      <w:tr>
+        <w:tc>
+          <w:tcPr>
+            <w:tcW w:type="dxa" w:w="4896"/>
+            <w:vAlign w:val="center"/>
+            <w:shd w:fill="E8EEDF"/>
+          </w:tcPr>
+          <w:p>
+            <w:pPr>
+              <w:spacing w:after="0" w:line="276" w:lineRule="auto"/>
+            </w:pPr>
+            <w:r/>
+            <w:r>
+              <w:rPr>
+                <w:rFonts w:ascii="Malgun Gothic" w:hAnsi="Malgun Gothic" w:eastAsia="Malgun Gothic"/>
+                <w:b/>
+                <w:sz w:val="18"/>
+              </w:rPr>
+              <w:t>FLAG</w:t>
+            </w:r>
+          </w:p>
+        </w:tc>
+        <w:tc>
+          <w:tcPr>
+            <w:tcW w:type="dxa" w:w="4896"/>
+            <w:vAlign w:val="center"/>
+          </w:tcPr>
+          <w:p>
+            <w:pPr>
+              <w:spacing w:after="0" w:line="276" w:lineRule="auto"/>
+            </w:pPr>
+            <w:r/>
+            <w:r>
+              <w:rPr>
+                <w:rFonts w:ascii="Malgun Gothic" w:hAnsi="Malgun Gothic" w:eastAsia="Malgun Gothic"/>
+                <w:b w:val="0"/>
+                <w:sz w:val="18"/>
+              </w:rPr>
+              <w:t>FLAG{stored_xss_admin_memo_chain}</w:t>
+            </w:r>
+          </w:p>
+        </w:tc>
+      </w:tr>
+    </w:tbl>
     <w:p>
+      <w:pPr>
+        <w:pStyle w:val="Heading2"/>
+      </w:pPr>
       <w:r>
-        <w:t>문제 ID: admin-memo-chain / 분류: Stored XSS / 난이도: 고급 / 전과: 400</w:t>
+        <w:t>목표</w:t>
       </w:r>
     </w:p>
     <w:p>
       <w:r>
-        <w:t>FLAG: FLAG{stored_xss_admin_memo_chain}</w:t>
-      </w:r>
-    </w:p>
-    <w:p>
-      <w:r>
-        <w:t>목표: 저장된 메모가 HTML로 실행되게 만들어 관리관 API 호출을 유도한다.</w:t>
+        <w:t>저장된 메모가 HTML로 실행되게 만들어 관리관 API 호출을 유도한다.</w:t>
       </w:r>
     </w:p>
     <w:p>
@@ -1967,6 +3984,7 @@
     <w:p>
       <w:pPr>
         <w:pStyle w:val="ListNumber"/>
+        <w:spacing w:after="120" w:line="300" w:lineRule="auto"/>
       </w:pPr>
       <w:r>
         <w:t>메모 본문이 escaping 없이 출력되는지 확인한다.</w:t>
@@ -1975,17 +3993,28 @@
     <w:p>
       <w:pPr>
         <w:pStyle w:val="ListNumber"/>
+        <w:spacing w:after="120" w:line="300" w:lineRule="auto"/>
       </w:pPr>
       <w:r>
-        <w:t>img 태그 같은 자동 요청 HTML을 저장한다.</w:t>
+        <w:t>자동 요청을 발생시키는 HTML 태그를 메모로 저장한다.</w:t>
       </w:r>
     </w:p>
     <w:p>
       <w:pPr>
         <w:pStyle w:val="ListNumber"/>
+        <w:spacing w:after="120" w:line="300" w:lineRule="auto"/>
       </w:pPr>
       <w:r>
-        <w:t>admin_api=flag 요청이 검토 흐름에서 처리되게 만든다.</w:t>
+        <w:t>admin_api=flag 요청을 관리관 검토 흐름에서 처리되게 만든다.</w:t>
+      </w:r>
+    </w:p>
+    <w:p>
+      <w:pPr>
+        <w:pStyle w:val="ListNumber"/>
+        <w:spacing w:after="120" w:line="300" w:lineRule="auto"/>
+      </w:pPr>
+      <w:r>
+        <w:t>검토 결과에 기록된 FLAG를 확인한다.</w:t>
       </w:r>
     </w:p>
     <w:p>
@@ -1998,14 +4027,14 @@
     </w:p>
     <w:p>
       <w:pPr>
-        <w:spacing w:before="40" w:after="140"/>
-        <w:ind w:left="230"/>
+        <w:spacing w:before="80" w:after="200" w:line="276" w:lineRule="auto"/>
+        <w:ind w:left="216"/>
       </w:pPr>
       <w:r>
         <w:rPr>
           <w:rFonts w:ascii="Consolas" w:hAnsi="Consolas" w:eastAsia="Malgun Gothic"/>
-          <w:color w:val="24341E"/>
-          <w:sz w:val="17"/>
+          <w:color w:val="212D18"/>
+          <w:sz w:val="18"/>
         </w:rPr>
         <w:t>&lt;img src="/challenges/admin-memo-chain.php?admin_api=flag"&gt;</w:t>
       </w:r>
@@ -2025,25 +4054,217 @@
     </w:p>
     <w:p>
       <w:pPr>
+        <w:sectPr>
+          <w:pgSz w:w="12240" w:h="15840"/>
+          <w:pgMar w:top="1080" w:right="1224" w:bottom="1080" w:left="1224" w:header="720" w:footer="720" w:gutter="0"/>
+          <w:cols w:space="720"/>
+          <w:docGrid w:linePitch="360"/>
+        </w:sectPr>
+      </w:pPr>
+    </w:p>
+    <w:p>
+      <w:pPr>
         <w:pStyle w:val="Heading1"/>
       </w:pPr>
       <w:r>
         <w:t>10. 전송 파일 업로드</w:t>
       </w:r>
     </w:p>
+    <w:tbl>
+      <w:tblPr>
+        <w:tblStyle w:val="TableGrid"/>
+        <w:tblW w:type="auto" w:w="0"/>
+        <w:jc w:val="center"/>
+        <w:tblLook w:firstColumn="1" w:firstRow="1" w:lastColumn="0" w:lastRow="0" w:noHBand="0" w:noVBand="1" w:val="04A0"/>
+      </w:tblPr>
+      <w:tblGrid>
+        <w:gridCol w:w="4896"/>
+        <w:gridCol w:w="4896"/>
+      </w:tblGrid>
+      <w:tr>
+        <w:tc>
+          <w:tcPr>
+            <w:tcW w:type="dxa" w:w="4896"/>
+            <w:vAlign w:val="center"/>
+            <w:shd w:fill="E8EEDF"/>
+          </w:tcPr>
+          <w:p>
+            <w:pPr>
+              <w:spacing w:after="0" w:line="276" w:lineRule="auto"/>
+            </w:pPr>
+            <w:r/>
+            <w:r>
+              <w:rPr>
+                <w:rFonts w:ascii="Malgun Gothic" w:hAnsi="Malgun Gothic" w:eastAsia="Malgun Gothic"/>
+                <w:b/>
+                <w:sz w:val="18"/>
+              </w:rPr>
+              <w:t>문제 ID</w:t>
+            </w:r>
+          </w:p>
+        </w:tc>
+        <w:tc>
+          <w:tcPr>
+            <w:tcW w:type="dxa" w:w="4896"/>
+            <w:vAlign w:val="center"/>
+          </w:tcPr>
+          <w:p>
+            <w:pPr>
+              <w:spacing w:after="0" w:line="276" w:lineRule="auto"/>
+            </w:pPr>
+            <w:r/>
+            <w:r>
+              <w:rPr>
+                <w:rFonts w:ascii="Malgun Gothic" w:hAnsi="Malgun Gothic" w:eastAsia="Malgun Gothic"/>
+                <w:b w:val="0"/>
+                <w:sz w:val="18"/>
+              </w:rPr>
+              <w:t>upload-dispatch</w:t>
+            </w:r>
+          </w:p>
+        </w:tc>
+      </w:tr>
+      <w:tr>
+        <w:tc>
+          <w:tcPr>
+            <w:tcW w:type="dxa" w:w="4896"/>
+            <w:vAlign w:val="center"/>
+            <w:shd w:fill="E8EEDF"/>
+          </w:tcPr>
+          <w:p>
+            <w:pPr>
+              <w:spacing w:after="0" w:line="276" w:lineRule="auto"/>
+            </w:pPr>
+            <w:r/>
+            <w:r>
+              <w:rPr>
+                <w:rFonts w:ascii="Malgun Gothic" w:hAnsi="Malgun Gothic" w:eastAsia="Malgun Gothic"/>
+                <w:b/>
+                <w:sz w:val="18"/>
+              </w:rPr>
+              <w:t>분류 / 난이도</w:t>
+            </w:r>
+          </w:p>
+        </w:tc>
+        <w:tc>
+          <w:tcPr>
+            <w:tcW w:type="dxa" w:w="4896"/>
+            <w:vAlign w:val="center"/>
+          </w:tcPr>
+          <w:p>
+            <w:pPr>
+              <w:spacing w:after="0" w:line="276" w:lineRule="auto"/>
+            </w:pPr>
+            <w:r/>
+            <w:r>
+              <w:rPr>
+                <w:rFonts w:ascii="Malgun Gothic" w:hAnsi="Malgun Gothic" w:eastAsia="Malgun Gothic"/>
+                <w:b w:val="0"/>
+                <w:sz w:val="18"/>
+              </w:rPr>
+              <w:t>File Upload / 고급</w:t>
+            </w:r>
+          </w:p>
+        </w:tc>
+      </w:tr>
+      <w:tr>
+        <w:tc>
+          <w:tcPr>
+            <w:tcW w:type="dxa" w:w="4896"/>
+            <w:vAlign w:val="center"/>
+            <w:shd w:fill="E8EEDF"/>
+          </w:tcPr>
+          <w:p>
+            <w:pPr>
+              <w:spacing w:after="0" w:line="276" w:lineRule="auto"/>
+            </w:pPr>
+            <w:r/>
+            <w:r>
+              <w:rPr>
+                <w:rFonts w:ascii="Malgun Gothic" w:hAnsi="Malgun Gothic" w:eastAsia="Malgun Gothic"/>
+                <w:b/>
+                <w:sz w:val="18"/>
+              </w:rPr>
+              <w:t>전과</w:t>
+            </w:r>
+          </w:p>
+        </w:tc>
+        <w:tc>
+          <w:tcPr>
+            <w:tcW w:type="dxa" w:w="4896"/>
+            <w:vAlign w:val="center"/>
+          </w:tcPr>
+          <w:p>
+            <w:pPr>
+              <w:spacing w:after="0" w:line="276" w:lineRule="auto"/>
+            </w:pPr>
+            <w:r/>
+            <w:r>
+              <w:rPr>
+                <w:rFonts w:ascii="Malgun Gothic" w:hAnsi="Malgun Gothic" w:eastAsia="Malgun Gothic"/>
+                <w:b w:val="0"/>
+                <w:sz w:val="18"/>
+              </w:rPr>
+              <w:t>450</w:t>
+            </w:r>
+          </w:p>
+        </w:tc>
+      </w:tr>
+      <w:tr>
+        <w:tc>
+          <w:tcPr>
+            <w:tcW w:type="dxa" w:w="4896"/>
+            <w:vAlign w:val="center"/>
+            <w:shd w:fill="E8EEDF"/>
+          </w:tcPr>
+          <w:p>
+            <w:pPr>
+              <w:spacing w:after="0" w:line="276" w:lineRule="auto"/>
+            </w:pPr>
+            <w:r/>
+            <w:r>
+              <w:rPr>
+                <w:rFonts w:ascii="Malgun Gothic" w:hAnsi="Malgun Gothic" w:eastAsia="Malgun Gothic"/>
+                <w:b/>
+                <w:sz w:val="18"/>
+              </w:rPr>
+              <w:t>FLAG</w:t>
+            </w:r>
+          </w:p>
+        </w:tc>
+        <w:tc>
+          <w:tcPr>
+            <w:tcW w:type="dxa" w:w="4896"/>
+            <w:vAlign w:val="center"/>
+          </w:tcPr>
+          <w:p>
+            <w:pPr>
+              <w:spacing w:after="0" w:line="276" w:lineRule="auto"/>
+            </w:pPr>
+            <w:r/>
+            <w:r>
+              <w:rPr>
+                <w:rFonts w:ascii="Malgun Gothic" w:hAnsi="Malgun Gothic" w:eastAsia="Malgun Gothic"/>
+                <w:b w:val="0"/>
+                <w:sz w:val="18"/>
+              </w:rPr>
+              <w:t>FLAG{dispatch_upload_php_execution}</w:t>
+            </w:r>
+          </w:p>
+        </w:tc>
+      </w:tr>
+    </w:tbl>
     <w:p>
+      <w:pPr>
+        <w:pStyle w:val="Heading2"/>
+      </w:pPr>
       <w:r>
-        <w:t>문제 ID: upload-dispatch / 분류: File Upload / 난이도: 고급 / 전과: 450</w:t>
+        <w:t>목표</w:t>
       </w:r>
     </w:p>
     <w:p>
       <w:r>
-        <w:t>FLAG: FLAG{dispatch_upload_php_execution}</w:t>
-      </w:r>
-    </w:p>
-    <w:p>
-      <w:r>
-        <w:t>목표: 이미지 문자열 검사를 우회해 PHP 파일을 업로드하고 숨은 파일을 읽는다.</w:t>
+        <w:t>이미지 문자열 검사를 우회해 PHP 파일을 업로드하고 숨은 파일을 읽는다.</w:t>
       </w:r>
     </w:p>
     <w:p>
@@ -2057,25 +4278,37 @@
     <w:p>
       <w:pPr>
         <w:pStyle w:val="ListNumber"/>
+        <w:spacing w:after="120" w:line="300" w:lineRule="auto"/>
       </w:pPr>
       <w:r>
-        <w:t>파일명에 .png를 포함하면서 마지막 확장자는 .php로 둔다.</w:t>
+        <w:t>파일명에 .png를 포함하되 마지막 확장자는 .php로 둔다.</w:t>
       </w:r>
     </w:p>
     <w:p>
       <w:pPr>
         <w:pStyle w:val="ListNumber"/>
+        <w:spacing w:after="120" w:line="300" w:lineRule="auto"/>
       </w:pPr>
       <w:r>
-        <w:t>업로드된 공개 경로로 접근해 PHP 실행 여부를 확인한다.</w:t>
+        <w:t>업로드 후 공개 경로로 접근해 PHP 실행 여부를 확인한다.</w:t>
       </w:r>
     </w:p>
     <w:p>
       <w:pPr>
         <w:pStyle w:val="ListNumber"/>
+        <w:spacing w:after="120" w:line="300" w:lineRule="auto"/>
       </w:pPr>
       <w:r>
-        <w:t>__DIR__ 기준 .dispatch_flag를 읽는다.</w:t>
+        <w:t>업로드 디렉터리의 .dispatch_flag를 읽는다.</w:t>
+      </w:r>
+    </w:p>
+    <w:p>
+      <w:pPr>
+        <w:pStyle w:val="ListNumber"/>
+        <w:spacing w:after="120" w:line="300" w:lineRule="auto"/>
+      </w:pPr>
+      <w:r>
+        <w:t>출력된 FLAG를 제출한다.</w:t>
       </w:r>
     </w:p>
     <w:p>
@@ -2088,14 +4321,14 @@
     </w:p>
     <w:p>
       <w:pPr>
-        <w:spacing w:before="40" w:after="140"/>
-        <w:ind w:left="230"/>
+        <w:spacing w:before="80" w:after="200" w:line="276" w:lineRule="auto"/>
+        <w:ind w:left="216"/>
       </w:pPr>
       <w:r>
         <w:rPr>
           <w:rFonts w:ascii="Consolas" w:hAnsi="Consolas" w:eastAsia="Malgun Gothic"/>
-          <w:color w:val="24341E"/>
-          <w:sz w:val="17"/>
+          <w:color w:val="212D18"/>
+          <w:sz w:val="18"/>
         </w:rPr>
         <w:t>파일명: shell.png.php</w:t>
         <w:br/>
@@ -2112,12 +4345,12 @@
     </w:p>
     <w:p>
       <w:r>
-        <w:t>확장자 문자열 검사와 실제 실행 판단이 다를 때 업로드 우회가 가능하다.</w:t>
+        <w:t>파일명 문자열 검사와 웹 서버 실행 판단이 다르면 업로드 우회가 가능하다.</w:t>
       </w:r>
     </w:p>
     <w:sectPr>
       <w:pgSz w:w="12240" w:h="15840"/>
-      <w:pgMar w:top="936" w:right="1037" w:bottom="936" w:left="1037" w:header="720" w:footer="720" w:gutter="0"/>
+      <w:pgMar w:top="1080" w:right="1224" w:bottom="1080" w:left="1224" w:header="720" w:footer="720" w:gutter="0"/>
       <w:cols w:space="720"/>
       <w:docGrid w:linePitch="360"/>
     </w:sectPr>
@@ -2488,9 +4721,12 @@
     <w:name w:val="Normal"/>
     <w:qFormat/>
     <w:rsid w:val="00FC693F"/>
+    <w:pPr>
+      <w:spacing w:line="300" w:lineRule="auto" w:after="140"/>
+    </w:pPr>
     <w:rPr>
       <w:rFonts w:ascii="Malgun Gothic" w:hAnsi="Malgun Gothic" w:eastAsia="Malgun Gothic"/>
-      <w:sz w:val="20"/>
+      <w:sz w:val="21"/>
     </w:rPr>
   </w:style>
   <w:style w:type="paragraph" w:styleId="Header">
@@ -2548,7 +4784,7 @@
     <w:pPr>
       <w:keepNext/>
       <w:keepLines/>
-      <w:spacing w:before="480" w:after="0"/>
+      <w:spacing w:before="200" w:after="200"/>
       <w:outlineLvl w:val="0"/>
     </w:pPr>
     <w:rPr>
@@ -2556,7 +4792,7 @@
       <w:b/>
       <w:bCs/>
       <w:color w:val="365F91" w:themeColor="accent1" w:themeShade="BF"/>
-      <w:sz w:val="34"/>
+      <w:sz w:val="36"/>
       <w:szCs w:val="28"/>
     </w:rPr>
   </w:style>
@@ -2572,7 +4808,7 @@
     <w:pPr>
       <w:keepNext/>
       <w:keepLines/>
-      <w:spacing w:before="200" w:after="0"/>
+      <w:spacing w:before="200" w:after="120"/>
       <w:outlineLvl w:val="1"/>
     </w:pPr>
     <w:rPr>
@@ -2604,7 +4840,6 @@
       <w:b/>
       <w:bCs/>
       <w:color w:val="4F81BD" w:themeColor="accent1"/>
-      <w:sz w:val="22"/>
     </w:rPr>
   </w:style>
   <w:style w:type="paragraph" w:styleId="Heading4">
